--- a/Scenario based learning.docx
+++ b/Scenario based learning.docx
@@ -14,1171 +14,252 @@
           <w:b/>
           <w:bCs/>
         </w:rPr>
-        <w:t>Scenario based learning</w:t>
+        <w:t xml:space="preserve">1. </w:t>
+      </w:r>
+      <w:proofErr w:type="spellStart"/>
+      <w:r>
+        <w:rPr>
+          <w:b/>
+          <w:bCs/>
+        </w:rPr>
+        <w:t>Systran</w:t>
+      </w:r>
+      <w:proofErr w:type="spellEnd"/>
+      <w:r>
+        <w:rPr>
+          <w:b/>
+          <w:bCs/>
+        </w:rPr>
+        <w:t xml:space="preserve"> / faster-distil-whisper-large-v3</w:t>
       </w:r>
     </w:p>
     <w:p>
-      <w:r>
-        <w:tab/>
-        <w:t xml:space="preserve">A company works with </w:t>
-      </w:r>
-      <w:proofErr w:type="gramStart"/>
-      <w:r>
-        <w:t>number</w:t>
-      </w:r>
-      <w:proofErr w:type="gramEnd"/>
-      <w:r>
-        <w:t xml:space="preserve"> or employees, all the works are dependent on the employees. Even if one of the employees </w:t>
-      </w:r>
-      <w:r>
-        <w:t>resigns from</w:t>
-      </w:r>
-      <w:r>
-        <w:t xml:space="preserve"> the job immediately then assigned work will not be finished at the time, so delivery of the </w:t>
-      </w:r>
-      <w:r>
-        <w:t xml:space="preserve">project to the clients will be delayed. </w:t>
-      </w:r>
-      <w:r>
-        <w:t>The company</w:t>
-      </w:r>
-      <w:r>
-        <w:t xml:space="preserve"> planned to make a solution for this, they want to know which employee may </w:t>
-      </w:r>
-      <w:r>
-        <w:t>resign</w:t>
-      </w:r>
-      <w:r>
-        <w:t xml:space="preserve"> this month or </w:t>
-      </w:r>
-      <w:r>
-        <w:t>next. If</w:t>
-      </w:r>
-      <w:r>
-        <w:t xml:space="preserve"> they know previously, they can arrange </w:t>
-      </w:r>
-      <w:r>
-        <w:t>alternatives</w:t>
-      </w:r>
-      <w:r>
-        <w:t xml:space="preserve"> to avoid such </w:t>
-      </w:r>
-      <w:r>
-        <w:t>problems</w:t>
-      </w:r>
-      <w:r>
-        <w:t>. As an AI engineer,</w:t>
-      </w:r>
-      <w:r>
-        <w:t xml:space="preserve"> you must </w:t>
-      </w:r>
-      <w:r>
-        <w:t>find</w:t>
-      </w:r>
-      <w:r>
-        <w:t xml:space="preserve"> </w:t>
-      </w:r>
-      <w:r>
-        <w:t>a solution</w:t>
-      </w:r>
-      <w:r>
-        <w:t xml:space="preserve"> to this.</w:t>
-      </w:r>
-    </w:p>
-    <w:p/>
-    <w:p>
-      <w:r>
-        <w:t>A) How will you achieve this in AI</w:t>
+      <w:pPr>
+        <w:rPr>
+          <w:b/>
+          <w:bCs/>
+        </w:rPr>
+      </w:pPr>
+      <w:r>
+        <w:rPr>
+          <w:b/>
+          <w:bCs/>
+        </w:rPr>
+        <w:t>This is a "distilled" (compressed) version of OpenAI's massive Whisper Large V3 model. The researchers specifically tuned it to run fast while removing the famous Whisper "hallucination loops" (where it invents words during silence or background noise).</w:t>
       </w:r>
     </w:p>
     <w:p>
-      <w:r>
-        <w:t xml:space="preserve">B) Find out the 3 </w:t>
-      </w:r>
-      <w:r>
-        <w:t>stages</w:t>
-      </w:r>
-      <w:r>
-        <w:t xml:space="preserve"> of problem identification</w:t>
+      <w:pPr>
+        <w:numPr>
+          <w:ilvl w:val="0"/>
+          <w:numId w:val="4"/>
+        </w:numPr>
+        <w:rPr>
+          <w:b/>
+          <w:bCs/>
+        </w:rPr>
+      </w:pPr>
+      <w:r>
+        <w:rPr>
+          <w:b/>
+          <w:bCs/>
+        </w:rPr>
+        <w:t>Why choose it? It is the path of least resistance. Because your audio_aligner.py already uses the faster-whisper library, upgrading to this model is literally a one-line string change.</w:t>
       </w:r>
     </w:p>
     <w:p>
-      <w:r>
-        <w:t>C) Name of the project</w:t>
+      <w:pPr>
+        <w:numPr>
+          <w:ilvl w:val="0"/>
+          <w:numId w:val="4"/>
+        </w:numPr>
+        <w:rPr>
+          <w:b/>
+          <w:bCs/>
+        </w:rPr>
+      </w:pPr>
+      <w:r>
+        <w:rPr>
+          <w:b/>
+          <w:bCs/>
+        </w:rPr>
+        <w:t xml:space="preserve">The Catch: Even though it is compressed, it is still based on a large architecture. If your local machine doesn't have a dedicated GPU or high RAM, it might take a few seconds longer to process your voice snippets compared to the tiny </w:t>
+      </w:r>
+      <w:proofErr w:type="spellStart"/>
+      <w:proofErr w:type="gramStart"/>
+      <w:r>
+        <w:rPr>
+          <w:b/>
+          <w:bCs/>
+        </w:rPr>
+        <w:t>base.en</w:t>
+      </w:r>
+      <w:proofErr w:type="spellEnd"/>
+      <w:proofErr w:type="gramEnd"/>
+      <w:r>
+        <w:rPr>
+          <w:b/>
+          <w:bCs/>
+        </w:rPr>
+        <w:t xml:space="preserve"> model.</w:t>
       </w:r>
     </w:p>
     <w:p>
-      <w:r>
-        <w:t>D) Create a dummy dataset</w:t>
-      </w:r>
-    </w:p>
-    <w:p/>
-    <w:p>
-      <w:r>
-        <w:t>Solution:</w:t>
+      <w:pPr>
+        <w:rPr>
+          <w:b/>
+          <w:bCs/>
+        </w:rPr>
+      </w:pPr>
+      <w:r>
+        <w:rPr>
+          <w:b/>
+          <w:bCs/>
+        </w:rPr>
+        <w:t xml:space="preserve">2. </w:t>
+      </w:r>
+      <w:proofErr w:type="spellStart"/>
+      <w:r>
+        <w:rPr>
+          <w:b/>
+          <w:bCs/>
+        </w:rPr>
+        <w:t>SenseVoice</w:t>
+      </w:r>
+      <w:proofErr w:type="spellEnd"/>
+      <w:r>
+        <w:rPr>
+          <w:b/>
+          <w:bCs/>
+        </w:rPr>
+        <w:t xml:space="preserve"> (Alibaba / </w:t>
+      </w:r>
+      <w:proofErr w:type="spellStart"/>
+      <w:r>
+        <w:rPr>
+          <w:b/>
+          <w:bCs/>
+        </w:rPr>
+        <w:t>FunAudioLLM</w:t>
+      </w:r>
+      <w:proofErr w:type="spellEnd"/>
+      <w:r>
+        <w:rPr>
+          <w:b/>
+          <w:bCs/>
+        </w:rPr>
+        <w:t>)</w:t>
       </w:r>
     </w:p>
     <w:p>
       <w:pPr>
-        <w:pStyle w:val="ListParagraph"/>
+        <w:rPr>
+          <w:b/>
+          <w:bCs/>
+        </w:rPr>
+      </w:pPr>
+      <w:proofErr w:type="spellStart"/>
+      <w:r>
+        <w:rPr>
+          <w:b/>
+          <w:bCs/>
+        </w:rPr>
+        <w:t>SenseVoice</w:t>
+      </w:r>
+      <w:proofErr w:type="spellEnd"/>
+      <w:r>
+        <w:rPr>
+          <w:b/>
+          <w:bCs/>
+        </w:rPr>
+        <w:t xml:space="preserve"> is built on a completely different architecture (non-autoregressive). Instead of predicting words one by one like Whisper (which is what caused it to guess "</w:t>
+      </w:r>
+      <w:proofErr w:type="spellStart"/>
+      <w:r>
+        <w:rPr>
+          <w:b/>
+          <w:bCs/>
+        </w:rPr>
+        <w:t>tripcord</w:t>
+      </w:r>
+      <w:proofErr w:type="spellEnd"/>
+      <w:r>
+        <w:rPr>
+          <w:b/>
+          <w:bCs/>
+        </w:rPr>
+        <w:t>"), it processes chunks of audio simultaneously.</w:t>
+      </w:r>
+    </w:p>
+    <w:p>
+      <w:pPr>
         <w:numPr>
           <w:ilvl w:val="0"/>
-          <w:numId w:val="2"/>
+          <w:numId w:val="5"/>
         </w:numPr>
-      </w:pPr>
-      <w:r>
-        <w:t xml:space="preserve">The manager of the project </w:t>
-      </w:r>
-      <w:r>
-        <w:t>must</w:t>
-      </w:r>
-      <w:r>
-        <w:t xml:space="preserve"> identify which person </w:t>
-      </w:r>
-      <w:r>
-        <w:t>does not</w:t>
-      </w:r>
-      <w:r>
-        <w:t xml:space="preserve"> show interest in the job</w:t>
-      </w:r>
-      <w:r>
-        <w:t xml:space="preserve"> </w:t>
-      </w:r>
-      <w:r>
-        <w:t xml:space="preserve">and </w:t>
-      </w:r>
-      <w:r>
-        <w:t>completes the work beyond the deadline.</w:t>
-      </w:r>
-      <w:r>
-        <w:t xml:space="preserve"> </w:t>
-      </w:r>
-      <w:proofErr w:type="gramStart"/>
-      <w:r>
-        <w:t>the</w:t>
-      </w:r>
-      <w:proofErr w:type="gramEnd"/>
-      <w:r>
-        <w:t xml:space="preserve"> employee shows no interest e</w:t>
-      </w:r>
-      <w:r>
-        <w:t xml:space="preserve">ven after discussing </w:t>
-      </w:r>
-      <w:r>
-        <w:t xml:space="preserve">and </w:t>
-      </w:r>
-      <w:r>
-        <w:t>trying</w:t>
-      </w:r>
-      <w:r>
-        <w:t xml:space="preserve"> to address the problems </w:t>
-      </w:r>
-      <w:r>
-        <w:t xml:space="preserve">with the employee </w:t>
-      </w:r>
-      <w:r>
-        <w:t xml:space="preserve">in </w:t>
-      </w:r>
-      <w:r>
-        <w:t>one-to-one</w:t>
-      </w:r>
-      <w:r>
-        <w:t xml:space="preserve"> </w:t>
-      </w:r>
-      <w:r>
-        <w:t>discussion, in job, the man</w:t>
-      </w:r>
-      <w:r>
-        <w:t xml:space="preserve">ager </w:t>
-      </w:r>
-      <w:proofErr w:type="gramStart"/>
-      <w:r>
-        <w:t>has to</w:t>
-      </w:r>
-      <w:proofErr w:type="gramEnd"/>
-      <w:r>
-        <w:t xml:space="preserve"> identify the employee and put in </w:t>
-      </w:r>
-      <w:r>
-        <w:t xml:space="preserve">red flag </w:t>
-      </w:r>
-      <w:r>
-        <w:t>list. The</w:t>
-      </w:r>
-      <w:r>
-        <w:t xml:space="preserve"> manager </w:t>
-      </w:r>
-      <w:proofErr w:type="gramStart"/>
-      <w:r>
-        <w:t>has to</w:t>
-      </w:r>
-      <w:proofErr w:type="gramEnd"/>
-      <w:r>
-        <w:t xml:space="preserve"> identify how many months the employee will be there in the company</w:t>
+        <w:rPr>
+          <w:b/>
+          <w:bCs/>
+        </w:rPr>
+      </w:pPr>
+      <w:r>
+        <w:rPr>
+          <w:b/>
+          <w:bCs/>
+        </w:rPr>
+        <w:t xml:space="preserve">Why choose it? It is an absolute powerhouse for speed and accents. If you speak with an Indian accent, or occasionally mix in regional words, </w:t>
+      </w:r>
+      <w:proofErr w:type="spellStart"/>
+      <w:r>
+        <w:rPr>
+          <w:b/>
+          <w:bCs/>
+        </w:rPr>
+        <w:t>SenseVoice</w:t>
+      </w:r>
+      <w:proofErr w:type="spellEnd"/>
+      <w:r>
+        <w:rPr>
+          <w:b/>
+          <w:bCs/>
+        </w:rPr>
+        <w:t xml:space="preserve"> handles it flawlessly. Because it is incredibly lightweight, it will process your automation commands almost instantly on any standard laptop CPU.</w:t>
       </w:r>
     </w:p>
     <w:p>
       <w:pPr>
-        <w:pStyle w:val="ListParagraph"/>
         <w:numPr>
           <w:ilvl w:val="0"/>
-          <w:numId w:val="2"/>
+          <w:numId w:val="5"/>
         </w:numPr>
-      </w:pPr>
-      <w:r>
-        <w:t xml:space="preserve">3 stages are </w:t>
-      </w:r>
-    </w:p>
-    <w:p>
-      <w:pPr>
-        <w:pStyle w:val="ListParagraph"/>
-        <w:numPr>
-          <w:ilvl w:val="0"/>
-          <w:numId w:val="3"/>
-        </w:numPr>
-      </w:pPr>
-      <w:r>
-        <w:t>Datetime analysis</w:t>
-      </w:r>
-    </w:p>
-    <w:p>
-      <w:pPr>
-        <w:pStyle w:val="ListParagraph"/>
-        <w:numPr>
-          <w:ilvl w:val="0"/>
-          <w:numId w:val="3"/>
-        </w:numPr>
-      </w:pPr>
-      <w:r>
-        <w:t>Supervised</w:t>
-      </w:r>
-    </w:p>
-    <w:p>
-      <w:pPr>
-        <w:pStyle w:val="ListParagraph"/>
-        <w:numPr>
-          <w:ilvl w:val="0"/>
-          <w:numId w:val="3"/>
-        </w:numPr>
-      </w:pPr>
-      <w:r>
-        <w:t>Regression</w:t>
-      </w:r>
-      <w:r>
-        <w:t xml:space="preserve"> </w:t>
-      </w:r>
-    </w:p>
-    <w:p>
-      <w:pPr>
-        <w:pStyle w:val="ListParagraph"/>
-        <w:numPr>
-          <w:ilvl w:val="0"/>
-          <w:numId w:val="2"/>
-        </w:numPr>
-      </w:pPr>
-      <w:r>
-        <w:t>Name of the p</w:t>
-      </w:r>
-      <w:r>
-        <w:t xml:space="preserve">roject – Employee </w:t>
-      </w:r>
-      <w:r>
-        <w:t>attrition</w:t>
-      </w:r>
-      <w:r>
-        <w:t xml:space="preserve"> management system</w:t>
-      </w:r>
-    </w:p>
-    <w:p>
-      <w:pPr>
-        <w:pStyle w:val="ListParagraph"/>
-        <w:numPr>
-          <w:ilvl w:val="0"/>
-          <w:numId w:val="2"/>
-        </w:numPr>
-      </w:pPr>
-      <w:r>
-        <w:t xml:space="preserve">Dataset </w:t>
-      </w:r>
-    </w:p>
-    <w:tbl>
-      <w:tblPr>
-        <w:tblW w:w="5360" w:type="dxa"/>
-        <w:tblLook w:val="04A0" w:firstRow="1" w:lastRow="0" w:firstColumn="1" w:lastColumn="0" w:noHBand="0" w:noVBand="1"/>
-      </w:tblPr>
-      <w:tblGrid>
-        <w:gridCol w:w="1580"/>
-        <w:gridCol w:w="1720"/>
-        <w:gridCol w:w="2060"/>
-      </w:tblGrid>
-      <w:tr>
-        <w:trPr>
-          <w:trHeight w:val="300"/>
-        </w:trPr>
-        <w:tc>
-          <w:tcPr>
-            <w:tcW w:w="1580" w:type="dxa"/>
-            <w:tcBorders>
-              <w:top w:val="single" w:sz="4" w:space="0" w:color="auto"/>
-              <w:left w:val="single" w:sz="4" w:space="0" w:color="auto"/>
-              <w:bottom w:val="single" w:sz="4" w:space="0" w:color="auto"/>
-              <w:right w:val="single" w:sz="4" w:space="0" w:color="auto"/>
-            </w:tcBorders>
-            <w:shd w:val="clear" w:color="auto" w:fill="auto"/>
-            <w:noWrap/>
-            <w:vAlign w:val="bottom"/>
-            <w:hideMark/>
-          </w:tcPr>
-          <w:p>
-            <w:pPr>
-              <w:spacing w:after="0" w:line="240" w:lineRule="auto"/>
-              <w:rPr>
-                <w:rFonts w:ascii="Aptos Narrow" w:eastAsia="Times New Roman" w:hAnsi="Aptos Narrow" w:cs="Times New Roman"/>
-                <w:color w:val="000000"/>
-                <w:kern w:val="0"/>
-                <w14:ligatures w14:val="none"/>
-              </w:rPr>
-            </w:pPr>
-            <w:r>
-              <w:rPr>
-                <w:rFonts w:ascii="Aptos Narrow" w:eastAsia="Times New Roman" w:hAnsi="Aptos Narrow" w:cs="Times New Roman"/>
-                <w:color w:val="000000"/>
-                <w:kern w:val="0"/>
-                <w14:ligatures w14:val="none"/>
-              </w:rPr>
-              <w:t>employee name</w:t>
-            </w:r>
-          </w:p>
-        </w:tc>
-        <w:tc>
-          <w:tcPr>
-            <w:tcW w:w="1720" w:type="dxa"/>
-            <w:tcBorders>
-              <w:top w:val="single" w:sz="4" w:space="0" w:color="auto"/>
-              <w:left w:val="nil"/>
-              <w:bottom w:val="single" w:sz="4" w:space="0" w:color="auto"/>
-              <w:right w:val="single" w:sz="4" w:space="0" w:color="auto"/>
-            </w:tcBorders>
-            <w:shd w:val="clear" w:color="auto" w:fill="auto"/>
-            <w:noWrap/>
-            <w:vAlign w:val="bottom"/>
-            <w:hideMark/>
-          </w:tcPr>
-          <w:p>
-            <w:pPr>
-              <w:spacing w:after="0" w:line="240" w:lineRule="auto"/>
-              <w:rPr>
-                <w:rFonts w:ascii="Aptos Narrow" w:eastAsia="Times New Roman" w:hAnsi="Aptos Narrow" w:cs="Times New Roman"/>
-                <w:color w:val="000000"/>
-                <w:kern w:val="0"/>
-                <w14:ligatures w14:val="none"/>
-              </w:rPr>
-            </w:pPr>
-            <w:r>
-              <w:rPr>
-                <w:rFonts w:ascii="Aptos Narrow" w:eastAsia="Times New Roman" w:hAnsi="Aptos Narrow" w:cs="Times New Roman"/>
-                <w:color w:val="000000"/>
-                <w:kern w:val="0"/>
-                <w14:ligatures w14:val="none"/>
-              </w:rPr>
-              <w:t>months available</w:t>
-            </w:r>
-          </w:p>
-        </w:tc>
-        <w:tc>
-          <w:tcPr>
-            <w:tcW w:w="2060" w:type="dxa"/>
-            <w:tcBorders>
-              <w:top w:val="single" w:sz="4" w:space="0" w:color="auto"/>
-              <w:left w:val="nil"/>
-              <w:bottom w:val="single" w:sz="4" w:space="0" w:color="auto"/>
-              <w:right w:val="single" w:sz="4" w:space="0" w:color="auto"/>
-            </w:tcBorders>
-            <w:shd w:val="clear" w:color="auto" w:fill="auto"/>
-            <w:noWrap/>
-            <w:vAlign w:val="bottom"/>
-            <w:hideMark/>
-          </w:tcPr>
-          <w:p>
-            <w:pPr>
-              <w:spacing w:after="0" w:line="240" w:lineRule="auto"/>
-              <w:rPr>
-                <w:rFonts w:ascii="Aptos Narrow" w:eastAsia="Times New Roman" w:hAnsi="Aptos Narrow" w:cs="Times New Roman"/>
-                <w:color w:val="000000"/>
-                <w:kern w:val="0"/>
-                <w14:ligatures w14:val="none"/>
-              </w:rPr>
-            </w:pPr>
-            <w:r>
-              <w:rPr>
-                <w:rFonts w:ascii="Aptos Narrow" w:eastAsia="Times New Roman" w:hAnsi="Aptos Narrow" w:cs="Times New Roman"/>
-                <w:color w:val="000000"/>
-                <w:kern w:val="0"/>
-                <w14:ligatures w14:val="none"/>
-              </w:rPr>
-              <w:t>Recruiting</w:t>
-            </w:r>
-            <w:r>
-              <w:rPr>
-                <w:rFonts w:ascii="Aptos Narrow" w:eastAsia="Times New Roman" w:hAnsi="Aptos Narrow" w:cs="Times New Roman"/>
-                <w:color w:val="000000"/>
-                <w:kern w:val="0"/>
-                <w14:ligatures w14:val="none"/>
-              </w:rPr>
-              <w:t xml:space="preserve"> new </w:t>
-            </w:r>
-            <w:proofErr w:type="gramStart"/>
-            <w:r>
-              <w:rPr>
-                <w:rFonts w:ascii="Aptos Narrow" w:eastAsia="Times New Roman" w:hAnsi="Aptos Narrow" w:cs="Times New Roman"/>
-                <w:color w:val="000000"/>
-                <w:kern w:val="0"/>
-                <w14:ligatures w14:val="none"/>
-              </w:rPr>
-              <w:t>resource</w:t>
-            </w:r>
-            <w:proofErr w:type="gramEnd"/>
-            <w:r>
-              <w:rPr>
-                <w:rFonts w:ascii="Aptos Narrow" w:eastAsia="Times New Roman" w:hAnsi="Aptos Narrow" w:cs="Times New Roman"/>
-                <w:color w:val="000000"/>
-                <w:kern w:val="0"/>
-                <w14:ligatures w14:val="none"/>
-              </w:rPr>
-              <w:t xml:space="preserve"> - output</w:t>
-            </w:r>
-          </w:p>
-        </w:tc>
-      </w:tr>
-      <w:tr>
-        <w:trPr>
-          <w:trHeight w:val="300"/>
-        </w:trPr>
-        <w:tc>
-          <w:tcPr>
-            <w:tcW w:w="1580" w:type="dxa"/>
-            <w:tcBorders>
-              <w:top w:val="nil"/>
-              <w:left w:val="single" w:sz="4" w:space="0" w:color="auto"/>
-              <w:bottom w:val="single" w:sz="4" w:space="0" w:color="auto"/>
-              <w:right w:val="single" w:sz="4" w:space="0" w:color="auto"/>
-            </w:tcBorders>
-            <w:shd w:val="clear" w:color="auto" w:fill="auto"/>
-            <w:noWrap/>
-            <w:vAlign w:val="bottom"/>
-            <w:hideMark/>
-          </w:tcPr>
-          <w:p>
-            <w:pPr>
-              <w:spacing w:after="0" w:line="240" w:lineRule="auto"/>
-              <w:rPr>
-                <w:rFonts w:ascii="Aptos Narrow" w:eastAsia="Times New Roman" w:hAnsi="Aptos Narrow" w:cs="Times New Roman"/>
-                <w:color w:val="000000"/>
-                <w:kern w:val="0"/>
-                <w14:ligatures w14:val="none"/>
-              </w:rPr>
-            </w:pPr>
-            <w:r>
-              <w:rPr>
-                <w:rFonts w:ascii="Aptos Narrow" w:eastAsia="Times New Roman" w:hAnsi="Aptos Narrow" w:cs="Times New Roman"/>
-                <w:color w:val="000000"/>
-                <w:kern w:val="0"/>
-                <w14:ligatures w14:val="none"/>
-              </w:rPr>
-              <w:t>john</w:t>
-            </w:r>
-          </w:p>
-        </w:tc>
-        <w:tc>
-          <w:tcPr>
-            <w:tcW w:w="1720" w:type="dxa"/>
-            <w:tcBorders>
-              <w:top w:val="nil"/>
-              <w:left w:val="nil"/>
-              <w:bottom w:val="single" w:sz="4" w:space="0" w:color="auto"/>
-              <w:right w:val="single" w:sz="4" w:space="0" w:color="auto"/>
-            </w:tcBorders>
-            <w:shd w:val="clear" w:color="auto" w:fill="auto"/>
-            <w:noWrap/>
-            <w:vAlign w:val="bottom"/>
-            <w:hideMark/>
-          </w:tcPr>
-          <w:p>
-            <w:pPr>
-              <w:spacing w:after="0" w:line="240" w:lineRule="auto"/>
-              <w:jc w:val="right"/>
-              <w:rPr>
-                <w:rFonts w:ascii="Aptos Narrow" w:eastAsia="Times New Roman" w:hAnsi="Aptos Narrow" w:cs="Times New Roman"/>
-                <w:color w:val="000000"/>
-                <w:kern w:val="0"/>
-                <w14:ligatures w14:val="none"/>
-              </w:rPr>
-            </w:pPr>
-            <w:r>
-              <w:rPr>
-                <w:rFonts w:ascii="Aptos Narrow" w:eastAsia="Times New Roman" w:hAnsi="Aptos Narrow" w:cs="Times New Roman"/>
-                <w:color w:val="000000"/>
-                <w:kern w:val="0"/>
-                <w14:ligatures w14:val="none"/>
-              </w:rPr>
-              <w:t>3</w:t>
-            </w:r>
-          </w:p>
-        </w:tc>
-        <w:tc>
-          <w:tcPr>
-            <w:tcW w:w="2060" w:type="dxa"/>
-            <w:tcBorders>
-              <w:top w:val="nil"/>
-              <w:left w:val="nil"/>
-              <w:bottom w:val="single" w:sz="4" w:space="0" w:color="auto"/>
-              <w:right w:val="single" w:sz="4" w:space="0" w:color="auto"/>
-            </w:tcBorders>
-            <w:shd w:val="clear" w:color="auto" w:fill="auto"/>
-            <w:noWrap/>
-            <w:vAlign w:val="bottom"/>
-            <w:hideMark/>
-          </w:tcPr>
-          <w:p>
-            <w:pPr>
-              <w:spacing w:after="0" w:line="240" w:lineRule="auto"/>
-              <w:rPr>
-                <w:rFonts w:ascii="Aptos Narrow" w:eastAsia="Times New Roman" w:hAnsi="Aptos Narrow" w:cs="Times New Roman"/>
-                <w:color w:val="000000"/>
-                <w:kern w:val="0"/>
-                <w14:ligatures w14:val="none"/>
-              </w:rPr>
-            </w:pPr>
-            <w:r>
-              <w:rPr>
-                <w:rFonts w:ascii="Aptos Narrow" w:eastAsia="Times New Roman" w:hAnsi="Aptos Narrow" w:cs="Times New Roman"/>
-                <w:color w:val="000000"/>
-                <w:kern w:val="0"/>
-                <w14:ligatures w14:val="none"/>
-              </w:rPr>
-              <w:t> </w:t>
-            </w:r>
-            <w:r>
-              <w:rPr>
-                <w:rFonts w:ascii="Aptos Narrow" w:eastAsia="Times New Roman" w:hAnsi="Aptos Narrow" w:cs="Times New Roman"/>
-                <w:color w:val="000000"/>
-                <w:kern w:val="0"/>
-                <w14:ligatures w14:val="none"/>
-              </w:rPr>
-              <w:t>Yes</w:t>
-            </w:r>
-          </w:p>
-        </w:tc>
-      </w:tr>
-      <w:tr>
-        <w:trPr>
-          <w:trHeight w:val="300"/>
-        </w:trPr>
-        <w:tc>
-          <w:tcPr>
-            <w:tcW w:w="1580" w:type="dxa"/>
-            <w:tcBorders>
-              <w:top w:val="nil"/>
-              <w:left w:val="single" w:sz="4" w:space="0" w:color="auto"/>
-              <w:bottom w:val="single" w:sz="4" w:space="0" w:color="auto"/>
-              <w:right w:val="single" w:sz="4" w:space="0" w:color="auto"/>
-            </w:tcBorders>
-            <w:shd w:val="clear" w:color="auto" w:fill="auto"/>
-            <w:noWrap/>
-            <w:vAlign w:val="bottom"/>
-            <w:hideMark/>
-          </w:tcPr>
-          <w:p>
-            <w:pPr>
-              <w:spacing w:after="0" w:line="240" w:lineRule="auto"/>
-              <w:rPr>
-                <w:rFonts w:ascii="Aptos Narrow" w:eastAsia="Times New Roman" w:hAnsi="Aptos Narrow" w:cs="Times New Roman"/>
-                <w:color w:val="000000"/>
-                <w:kern w:val="0"/>
-                <w14:ligatures w14:val="none"/>
-              </w:rPr>
-            </w:pPr>
-            <w:r>
-              <w:rPr>
-                <w:rFonts w:ascii="Aptos Narrow" w:eastAsia="Times New Roman" w:hAnsi="Aptos Narrow" w:cs="Times New Roman"/>
-                <w:color w:val="000000"/>
-                <w:kern w:val="0"/>
-                <w14:ligatures w14:val="none"/>
-              </w:rPr>
-              <w:t>doe</w:t>
-            </w:r>
-          </w:p>
-        </w:tc>
-        <w:tc>
-          <w:tcPr>
-            <w:tcW w:w="1720" w:type="dxa"/>
-            <w:tcBorders>
-              <w:top w:val="nil"/>
-              <w:left w:val="nil"/>
-              <w:bottom w:val="single" w:sz="4" w:space="0" w:color="auto"/>
-              <w:right w:val="single" w:sz="4" w:space="0" w:color="auto"/>
-            </w:tcBorders>
-            <w:shd w:val="clear" w:color="auto" w:fill="auto"/>
-            <w:noWrap/>
-            <w:vAlign w:val="bottom"/>
-            <w:hideMark/>
-          </w:tcPr>
-          <w:p>
-            <w:pPr>
-              <w:spacing w:after="0" w:line="240" w:lineRule="auto"/>
-              <w:jc w:val="right"/>
-              <w:rPr>
-                <w:rFonts w:ascii="Aptos Narrow" w:eastAsia="Times New Roman" w:hAnsi="Aptos Narrow" w:cs="Times New Roman"/>
-                <w:color w:val="000000"/>
-                <w:kern w:val="0"/>
-                <w14:ligatures w14:val="none"/>
-              </w:rPr>
-            </w:pPr>
-            <w:r>
-              <w:rPr>
-                <w:rFonts w:ascii="Aptos Narrow" w:eastAsia="Times New Roman" w:hAnsi="Aptos Narrow" w:cs="Times New Roman"/>
-                <w:color w:val="000000"/>
-                <w:kern w:val="0"/>
-                <w14:ligatures w14:val="none"/>
-              </w:rPr>
-              <w:t>2</w:t>
-            </w:r>
-          </w:p>
-        </w:tc>
-        <w:tc>
-          <w:tcPr>
-            <w:tcW w:w="2060" w:type="dxa"/>
-            <w:tcBorders>
-              <w:top w:val="nil"/>
-              <w:left w:val="nil"/>
-              <w:bottom w:val="single" w:sz="4" w:space="0" w:color="auto"/>
-              <w:right w:val="single" w:sz="4" w:space="0" w:color="auto"/>
-            </w:tcBorders>
-            <w:shd w:val="clear" w:color="auto" w:fill="auto"/>
-            <w:noWrap/>
-            <w:vAlign w:val="bottom"/>
-            <w:hideMark/>
-          </w:tcPr>
-          <w:p>
-            <w:pPr>
-              <w:spacing w:after="0" w:line="240" w:lineRule="auto"/>
-              <w:rPr>
-                <w:rFonts w:ascii="Aptos Narrow" w:eastAsia="Times New Roman" w:hAnsi="Aptos Narrow" w:cs="Times New Roman"/>
-                <w:color w:val="000000"/>
-                <w:kern w:val="0"/>
-                <w14:ligatures w14:val="none"/>
-              </w:rPr>
-            </w:pPr>
-            <w:r>
-              <w:rPr>
-                <w:rFonts w:ascii="Aptos Narrow" w:eastAsia="Times New Roman" w:hAnsi="Aptos Narrow" w:cs="Times New Roman"/>
-                <w:color w:val="000000"/>
-                <w:kern w:val="0"/>
-                <w14:ligatures w14:val="none"/>
-              </w:rPr>
-              <w:t> </w:t>
-            </w:r>
-            <w:r>
-              <w:rPr>
-                <w:rFonts w:ascii="Aptos Narrow" w:eastAsia="Times New Roman" w:hAnsi="Aptos Narrow" w:cs="Times New Roman"/>
-                <w:color w:val="000000"/>
-                <w:kern w:val="0"/>
-                <w14:ligatures w14:val="none"/>
-              </w:rPr>
-              <w:t>Yes</w:t>
-            </w:r>
-          </w:p>
-        </w:tc>
-      </w:tr>
-      <w:tr>
-        <w:trPr>
-          <w:trHeight w:val="300"/>
-        </w:trPr>
-        <w:tc>
-          <w:tcPr>
-            <w:tcW w:w="1580" w:type="dxa"/>
-            <w:tcBorders>
-              <w:top w:val="nil"/>
-              <w:left w:val="single" w:sz="4" w:space="0" w:color="auto"/>
-              <w:bottom w:val="single" w:sz="4" w:space="0" w:color="auto"/>
-              <w:right w:val="single" w:sz="4" w:space="0" w:color="auto"/>
-            </w:tcBorders>
-            <w:shd w:val="clear" w:color="auto" w:fill="auto"/>
-            <w:noWrap/>
-            <w:vAlign w:val="bottom"/>
-            <w:hideMark/>
-          </w:tcPr>
-          <w:p>
-            <w:pPr>
-              <w:spacing w:after="0" w:line="240" w:lineRule="auto"/>
-              <w:rPr>
-                <w:rFonts w:ascii="Aptos Narrow" w:eastAsia="Times New Roman" w:hAnsi="Aptos Narrow" w:cs="Times New Roman"/>
-                <w:color w:val="000000"/>
-                <w:kern w:val="0"/>
-                <w14:ligatures w14:val="none"/>
-              </w:rPr>
-            </w:pPr>
-            <w:proofErr w:type="spellStart"/>
-            <w:r>
-              <w:rPr>
-                <w:rFonts w:ascii="Aptos Narrow" w:eastAsia="Times New Roman" w:hAnsi="Aptos Narrow" w:cs="Times New Roman"/>
-                <w:color w:val="000000"/>
-                <w:kern w:val="0"/>
-                <w14:ligatures w14:val="none"/>
-              </w:rPr>
-              <w:t>marley</w:t>
-            </w:r>
-            <w:proofErr w:type="spellEnd"/>
-          </w:p>
-        </w:tc>
-        <w:tc>
-          <w:tcPr>
-            <w:tcW w:w="1720" w:type="dxa"/>
-            <w:tcBorders>
-              <w:top w:val="nil"/>
-              <w:left w:val="nil"/>
-              <w:bottom w:val="single" w:sz="4" w:space="0" w:color="auto"/>
-              <w:right w:val="single" w:sz="4" w:space="0" w:color="auto"/>
-            </w:tcBorders>
-            <w:shd w:val="clear" w:color="auto" w:fill="auto"/>
-            <w:noWrap/>
-            <w:vAlign w:val="bottom"/>
-            <w:hideMark/>
-          </w:tcPr>
-          <w:p>
-            <w:pPr>
-              <w:spacing w:after="0" w:line="240" w:lineRule="auto"/>
-              <w:jc w:val="right"/>
-              <w:rPr>
-                <w:rFonts w:ascii="Aptos Narrow" w:eastAsia="Times New Roman" w:hAnsi="Aptos Narrow" w:cs="Times New Roman"/>
-                <w:color w:val="000000"/>
-                <w:kern w:val="0"/>
-                <w14:ligatures w14:val="none"/>
-              </w:rPr>
-            </w:pPr>
-            <w:r>
-              <w:rPr>
-                <w:rFonts w:ascii="Aptos Narrow" w:eastAsia="Times New Roman" w:hAnsi="Aptos Narrow" w:cs="Times New Roman"/>
-                <w:color w:val="000000"/>
-                <w:kern w:val="0"/>
-                <w14:ligatures w14:val="none"/>
-              </w:rPr>
-              <w:t>3</w:t>
-            </w:r>
-          </w:p>
-        </w:tc>
-        <w:tc>
-          <w:tcPr>
-            <w:tcW w:w="2060" w:type="dxa"/>
-            <w:tcBorders>
-              <w:top w:val="nil"/>
-              <w:left w:val="nil"/>
-              <w:bottom w:val="single" w:sz="4" w:space="0" w:color="auto"/>
-              <w:right w:val="single" w:sz="4" w:space="0" w:color="auto"/>
-            </w:tcBorders>
-            <w:shd w:val="clear" w:color="auto" w:fill="auto"/>
-            <w:noWrap/>
-            <w:vAlign w:val="bottom"/>
-            <w:hideMark/>
-          </w:tcPr>
-          <w:p>
-            <w:pPr>
-              <w:spacing w:after="0" w:line="240" w:lineRule="auto"/>
-              <w:rPr>
-                <w:rFonts w:ascii="Aptos Narrow" w:eastAsia="Times New Roman" w:hAnsi="Aptos Narrow" w:cs="Times New Roman"/>
-                <w:color w:val="000000"/>
-                <w:kern w:val="0"/>
-                <w14:ligatures w14:val="none"/>
-              </w:rPr>
-            </w:pPr>
-            <w:r>
-              <w:rPr>
-                <w:rFonts w:ascii="Aptos Narrow" w:eastAsia="Times New Roman" w:hAnsi="Aptos Narrow" w:cs="Times New Roman"/>
-                <w:color w:val="000000"/>
-                <w:kern w:val="0"/>
-                <w14:ligatures w14:val="none"/>
-              </w:rPr>
-              <w:t> </w:t>
-            </w:r>
-            <w:r>
-              <w:rPr>
-                <w:rFonts w:ascii="Aptos Narrow" w:eastAsia="Times New Roman" w:hAnsi="Aptos Narrow" w:cs="Times New Roman"/>
-                <w:color w:val="000000"/>
-                <w:kern w:val="0"/>
-                <w14:ligatures w14:val="none"/>
-              </w:rPr>
-              <w:t>Yes</w:t>
-            </w:r>
-          </w:p>
-        </w:tc>
-      </w:tr>
-      <w:tr>
-        <w:trPr>
-          <w:trHeight w:val="300"/>
-        </w:trPr>
-        <w:tc>
-          <w:tcPr>
-            <w:tcW w:w="1580" w:type="dxa"/>
-            <w:tcBorders>
-              <w:top w:val="nil"/>
-              <w:left w:val="single" w:sz="4" w:space="0" w:color="auto"/>
-              <w:bottom w:val="single" w:sz="4" w:space="0" w:color="auto"/>
-              <w:right w:val="single" w:sz="4" w:space="0" w:color="auto"/>
-            </w:tcBorders>
-            <w:shd w:val="clear" w:color="auto" w:fill="auto"/>
-            <w:noWrap/>
-            <w:vAlign w:val="bottom"/>
-            <w:hideMark/>
-          </w:tcPr>
-          <w:p>
-            <w:pPr>
-              <w:spacing w:after="0" w:line="240" w:lineRule="auto"/>
-              <w:rPr>
-                <w:rFonts w:ascii="Aptos Narrow" w:eastAsia="Times New Roman" w:hAnsi="Aptos Narrow" w:cs="Times New Roman"/>
-                <w:color w:val="000000"/>
-                <w:kern w:val="0"/>
-                <w14:ligatures w14:val="none"/>
-              </w:rPr>
-            </w:pPr>
-            <w:proofErr w:type="spellStart"/>
-            <w:r>
-              <w:rPr>
-                <w:rFonts w:ascii="Aptos Narrow" w:eastAsia="Times New Roman" w:hAnsi="Aptos Narrow" w:cs="Times New Roman"/>
-                <w:color w:val="000000"/>
-                <w:kern w:val="0"/>
-                <w14:ligatures w14:val="none"/>
-              </w:rPr>
-              <w:t>davidson</w:t>
-            </w:r>
-            <w:proofErr w:type="spellEnd"/>
-          </w:p>
-        </w:tc>
-        <w:tc>
-          <w:tcPr>
-            <w:tcW w:w="1720" w:type="dxa"/>
-            <w:tcBorders>
-              <w:top w:val="nil"/>
-              <w:left w:val="nil"/>
-              <w:bottom w:val="single" w:sz="4" w:space="0" w:color="auto"/>
-              <w:right w:val="single" w:sz="4" w:space="0" w:color="auto"/>
-            </w:tcBorders>
-            <w:shd w:val="clear" w:color="auto" w:fill="auto"/>
-            <w:noWrap/>
-            <w:vAlign w:val="bottom"/>
-            <w:hideMark/>
-          </w:tcPr>
-          <w:p>
-            <w:pPr>
-              <w:spacing w:after="0" w:line="240" w:lineRule="auto"/>
-              <w:jc w:val="right"/>
-              <w:rPr>
-                <w:rFonts w:ascii="Aptos Narrow" w:eastAsia="Times New Roman" w:hAnsi="Aptos Narrow" w:cs="Times New Roman"/>
-                <w:color w:val="000000"/>
-                <w:kern w:val="0"/>
-                <w14:ligatures w14:val="none"/>
-              </w:rPr>
-            </w:pPr>
-            <w:r>
-              <w:rPr>
-                <w:rFonts w:ascii="Aptos Narrow" w:eastAsia="Times New Roman" w:hAnsi="Aptos Narrow" w:cs="Times New Roman"/>
-                <w:color w:val="000000"/>
-                <w:kern w:val="0"/>
-                <w14:ligatures w14:val="none"/>
-              </w:rPr>
-              <w:t>1</w:t>
-            </w:r>
-          </w:p>
-        </w:tc>
-        <w:tc>
-          <w:tcPr>
-            <w:tcW w:w="2060" w:type="dxa"/>
-            <w:tcBorders>
-              <w:top w:val="nil"/>
-              <w:left w:val="nil"/>
-              <w:bottom w:val="single" w:sz="4" w:space="0" w:color="auto"/>
-              <w:right w:val="single" w:sz="4" w:space="0" w:color="auto"/>
-            </w:tcBorders>
-            <w:shd w:val="clear" w:color="auto" w:fill="auto"/>
-            <w:noWrap/>
-            <w:vAlign w:val="bottom"/>
-            <w:hideMark/>
-          </w:tcPr>
-          <w:p>
-            <w:pPr>
-              <w:spacing w:after="0" w:line="240" w:lineRule="auto"/>
-              <w:rPr>
-                <w:rFonts w:ascii="Aptos Narrow" w:eastAsia="Times New Roman" w:hAnsi="Aptos Narrow" w:cs="Times New Roman"/>
-                <w:color w:val="000000"/>
-                <w:kern w:val="0"/>
-                <w14:ligatures w14:val="none"/>
-              </w:rPr>
-            </w:pPr>
-            <w:r>
-              <w:rPr>
-                <w:rFonts w:ascii="Aptos Narrow" w:eastAsia="Times New Roman" w:hAnsi="Aptos Narrow" w:cs="Times New Roman"/>
-                <w:color w:val="000000"/>
-                <w:kern w:val="0"/>
-                <w14:ligatures w14:val="none"/>
-              </w:rPr>
-              <w:t> </w:t>
-            </w:r>
-            <w:r>
-              <w:rPr>
-                <w:rFonts w:ascii="Aptos Narrow" w:eastAsia="Times New Roman" w:hAnsi="Aptos Narrow" w:cs="Times New Roman"/>
-                <w:color w:val="000000"/>
-                <w:kern w:val="0"/>
-                <w14:ligatures w14:val="none"/>
-              </w:rPr>
-              <w:t>Yes</w:t>
-            </w:r>
-          </w:p>
-        </w:tc>
-      </w:tr>
-      <w:tr>
-        <w:trPr>
-          <w:trHeight w:val="300"/>
-        </w:trPr>
-        <w:tc>
-          <w:tcPr>
-            <w:tcW w:w="1580" w:type="dxa"/>
-            <w:tcBorders>
-              <w:top w:val="nil"/>
-              <w:left w:val="single" w:sz="4" w:space="0" w:color="auto"/>
-              <w:bottom w:val="single" w:sz="4" w:space="0" w:color="auto"/>
-              <w:right w:val="single" w:sz="4" w:space="0" w:color="auto"/>
-            </w:tcBorders>
-            <w:shd w:val="clear" w:color="auto" w:fill="auto"/>
-            <w:noWrap/>
-            <w:vAlign w:val="bottom"/>
-            <w:hideMark/>
-          </w:tcPr>
-          <w:p>
-            <w:pPr>
-              <w:spacing w:after="0" w:line="240" w:lineRule="auto"/>
-              <w:rPr>
-                <w:rFonts w:ascii="Aptos Narrow" w:eastAsia="Times New Roman" w:hAnsi="Aptos Narrow" w:cs="Times New Roman"/>
-                <w:color w:val="000000"/>
-                <w:kern w:val="0"/>
-                <w14:ligatures w14:val="none"/>
-              </w:rPr>
-            </w:pPr>
-            <w:r>
-              <w:rPr>
-                <w:rFonts w:ascii="Aptos Narrow" w:eastAsia="Times New Roman" w:hAnsi="Aptos Narrow" w:cs="Times New Roman"/>
-                <w:color w:val="000000"/>
-                <w:kern w:val="0"/>
-                <w14:ligatures w14:val="none"/>
-              </w:rPr>
-              <w:t>Lucy</w:t>
-            </w:r>
-          </w:p>
-        </w:tc>
-        <w:tc>
-          <w:tcPr>
-            <w:tcW w:w="1720" w:type="dxa"/>
-            <w:tcBorders>
-              <w:top w:val="nil"/>
-              <w:left w:val="nil"/>
-              <w:bottom w:val="single" w:sz="4" w:space="0" w:color="auto"/>
-              <w:right w:val="single" w:sz="4" w:space="0" w:color="auto"/>
-            </w:tcBorders>
-            <w:shd w:val="clear" w:color="auto" w:fill="auto"/>
-            <w:noWrap/>
-            <w:vAlign w:val="bottom"/>
-            <w:hideMark/>
-          </w:tcPr>
-          <w:p>
-            <w:pPr>
-              <w:spacing w:after="0" w:line="240" w:lineRule="auto"/>
-              <w:jc w:val="right"/>
-              <w:rPr>
-                <w:rFonts w:ascii="Aptos Narrow" w:eastAsia="Times New Roman" w:hAnsi="Aptos Narrow" w:cs="Times New Roman"/>
-                <w:color w:val="000000"/>
-                <w:kern w:val="0"/>
-                <w14:ligatures w14:val="none"/>
-              </w:rPr>
-            </w:pPr>
-            <w:r>
-              <w:rPr>
-                <w:rFonts w:ascii="Aptos Narrow" w:eastAsia="Times New Roman" w:hAnsi="Aptos Narrow" w:cs="Times New Roman"/>
-                <w:color w:val="000000"/>
-                <w:kern w:val="0"/>
-                <w14:ligatures w14:val="none"/>
-              </w:rPr>
-              <w:t>9</w:t>
-            </w:r>
-          </w:p>
-        </w:tc>
-        <w:tc>
-          <w:tcPr>
-            <w:tcW w:w="2060" w:type="dxa"/>
-            <w:tcBorders>
-              <w:top w:val="nil"/>
-              <w:left w:val="nil"/>
-              <w:bottom w:val="single" w:sz="4" w:space="0" w:color="auto"/>
-              <w:right w:val="single" w:sz="4" w:space="0" w:color="auto"/>
-            </w:tcBorders>
-            <w:shd w:val="clear" w:color="auto" w:fill="auto"/>
-            <w:noWrap/>
-            <w:vAlign w:val="bottom"/>
-            <w:hideMark/>
-          </w:tcPr>
-          <w:p>
-            <w:pPr>
-              <w:spacing w:after="0" w:line="240" w:lineRule="auto"/>
-              <w:rPr>
-                <w:rFonts w:ascii="Aptos Narrow" w:eastAsia="Times New Roman" w:hAnsi="Aptos Narrow" w:cs="Times New Roman"/>
-                <w:color w:val="000000"/>
-                <w:kern w:val="0"/>
-                <w14:ligatures w14:val="none"/>
-              </w:rPr>
-            </w:pPr>
-            <w:r>
-              <w:rPr>
-                <w:rFonts w:ascii="Aptos Narrow" w:eastAsia="Times New Roman" w:hAnsi="Aptos Narrow" w:cs="Times New Roman"/>
-                <w:color w:val="000000"/>
-                <w:kern w:val="0"/>
-                <w14:ligatures w14:val="none"/>
-              </w:rPr>
-              <w:t>Yes</w:t>
-            </w:r>
-            <w:r>
-              <w:rPr>
-                <w:rFonts w:ascii="Aptos Narrow" w:eastAsia="Times New Roman" w:hAnsi="Aptos Narrow" w:cs="Times New Roman"/>
-                <w:color w:val="000000"/>
-                <w:kern w:val="0"/>
-                <w14:ligatures w14:val="none"/>
-              </w:rPr>
-              <w:t> </w:t>
-            </w:r>
-          </w:p>
-        </w:tc>
-      </w:tr>
-      <w:tr>
-        <w:trPr>
-          <w:trHeight w:val="300"/>
-        </w:trPr>
-        <w:tc>
-          <w:tcPr>
-            <w:tcW w:w="1580" w:type="dxa"/>
-            <w:tcBorders>
-              <w:top w:val="nil"/>
-              <w:left w:val="single" w:sz="4" w:space="0" w:color="auto"/>
-              <w:bottom w:val="single" w:sz="4" w:space="0" w:color="auto"/>
-              <w:right w:val="single" w:sz="4" w:space="0" w:color="auto"/>
-            </w:tcBorders>
-            <w:shd w:val="clear" w:color="auto" w:fill="auto"/>
-            <w:noWrap/>
-            <w:vAlign w:val="bottom"/>
-            <w:hideMark/>
-          </w:tcPr>
-          <w:p>
-            <w:pPr>
-              <w:spacing w:after="0" w:line="240" w:lineRule="auto"/>
-              <w:rPr>
-                <w:rFonts w:ascii="Aptos Narrow" w:eastAsia="Times New Roman" w:hAnsi="Aptos Narrow" w:cs="Times New Roman"/>
-                <w:color w:val="000000"/>
-                <w:kern w:val="0"/>
-                <w14:ligatures w14:val="none"/>
-              </w:rPr>
-            </w:pPr>
-            <w:r>
-              <w:rPr>
-                <w:rFonts w:ascii="Aptos Narrow" w:eastAsia="Times New Roman" w:hAnsi="Aptos Narrow" w:cs="Times New Roman"/>
-                <w:color w:val="000000"/>
-                <w:kern w:val="0"/>
-                <w14:ligatures w14:val="none"/>
-              </w:rPr>
-              <w:t>Tara</w:t>
-            </w:r>
-          </w:p>
-        </w:tc>
-        <w:tc>
-          <w:tcPr>
-            <w:tcW w:w="1720" w:type="dxa"/>
-            <w:tcBorders>
-              <w:top w:val="nil"/>
-              <w:left w:val="nil"/>
-              <w:bottom w:val="single" w:sz="4" w:space="0" w:color="auto"/>
-              <w:right w:val="single" w:sz="4" w:space="0" w:color="auto"/>
-            </w:tcBorders>
-            <w:shd w:val="clear" w:color="auto" w:fill="auto"/>
-            <w:noWrap/>
-            <w:vAlign w:val="bottom"/>
-            <w:hideMark/>
-          </w:tcPr>
-          <w:p>
-            <w:pPr>
-              <w:spacing w:after="0" w:line="240" w:lineRule="auto"/>
-              <w:jc w:val="right"/>
-              <w:rPr>
-                <w:rFonts w:ascii="Aptos Narrow" w:eastAsia="Times New Roman" w:hAnsi="Aptos Narrow" w:cs="Times New Roman"/>
-                <w:color w:val="000000"/>
-                <w:kern w:val="0"/>
-                <w14:ligatures w14:val="none"/>
-              </w:rPr>
-            </w:pPr>
-            <w:r>
-              <w:rPr>
-                <w:rFonts w:ascii="Aptos Narrow" w:eastAsia="Times New Roman" w:hAnsi="Aptos Narrow" w:cs="Times New Roman"/>
-                <w:color w:val="000000"/>
-                <w:kern w:val="0"/>
-                <w14:ligatures w14:val="none"/>
-              </w:rPr>
-              <w:t>20</w:t>
-            </w:r>
-          </w:p>
-        </w:tc>
-        <w:tc>
-          <w:tcPr>
-            <w:tcW w:w="2060" w:type="dxa"/>
-            <w:tcBorders>
-              <w:top w:val="nil"/>
-              <w:left w:val="nil"/>
-              <w:bottom w:val="single" w:sz="4" w:space="0" w:color="auto"/>
-              <w:right w:val="single" w:sz="4" w:space="0" w:color="auto"/>
-            </w:tcBorders>
-            <w:shd w:val="clear" w:color="auto" w:fill="auto"/>
-            <w:noWrap/>
-            <w:vAlign w:val="bottom"/>
-            <w:hideMark/>
-          </w:tcPr>
-          <w:p>
-            <w:pPr>
-              <w:spacing w:after="0" w:line="240" w:lineRule="auto"/>
-              <w:rPr>
-                <w:rFonts w:ascii="Aptos Narrow" w:eastAsia="Times New Roman" w:hAnsi="Aptos Narrow" w:cs="Times New Roman"/>
-                <w:color w:val="000000"/>
-                <w:kern w:val="0"/>
-                <w14:ligatures w14:val="none"/>
-              </w:rPr>
-            </w:pPr>
-            <w:r>
-              <w:rPr>
-                <w:rFonts w:ascii="Aptos Narrow" w:eastAsia="Times New Roman" w:hAnsi="Aptos Narrow" w:cs="Times New Roman"/>
-                <w:color w:val="000000"/>
-                <w:kern w:val="0"/>
-                <w14:ligatures w14:val="none"/>
-              </w:rPr>
-              <w:t> </w:t>
-            </w:r>
-            <w:r>
-              <w:rPr>
-                <w:rFonts w:ascii="Aptos Narrow" w:eastAsia="Times New Roman" w:hAnsi="Aptos Narrow" w:cs="Times New Roman"/>
-                <w:color w:val="000000"/>
-                <w:kern w:val="0"/>
-                <w14:ligatures w14:val="none"/>
-              </w:rPr>
-              <w:t>No</w:t>
-            </w:r>
-          </w:p>
-        </w:tc>
-      </w:tr>
-    </w:tbl>
-    <w:p>
-      <w:pPr>
-        <w:pStyle w:val="ListParagraph"/>
-      </w:pPr>
+        <w:rPr>
+          <w:b/>
+          <w:bCs/>
+        </w:rPr>
+      </w:pPr>
+      <w:r>
+        <w:rPr>
+          <w:b/>
+          <w:bCs/>
+        </w:rPr>
+        <w:t xml:space="preserve">The Catch: You cannot use your current faster-whisper code. You would have to install Alibaba's </w:t>
+      </w:r>
+      <w:proofErr w:type="spellStart"/>
+      <w:r>
+        <w:rPr>
+          <w:b/>
+          <w:bCs/>
+        </w:rPr>
+        <w:t>FunASR</w:t>
+      </w:r>
+      <w:proofErr w:type="spellEnd"/>
+      <w:r>
+        <w:rPr>
+          <w:b/>
+          <w:bCs/>
+        </w:rPr>
+        <w:t xml:space="preserve"> library, rewrite the transcription function in audio_aligner.py, and adjust how you extract the timestamps for alignment.</w:t>
+      </w:r>
     </w:p>
     <w:p/>
     <w:sectPr>
@@ -1194,6 +275,155 @@
 <file path=word/numbering.xml><?xml version="1.0" encoding="utf-8"?>
 <w:numbering xmlns:wpc="http://schemas.microsoft.com/office/word/2010/wordprocessingCanvas" xmlns:cx="http://schemas.microsoft.com/office/drawing/2014/chartex" xmlns:cx1="http://schemas.microsoft.com/office/drawing/2015/9/8/chartex" xmlns:cx2="http://schemas.microsoft.com/office/drawing/2015/10/21/chartex" xmlns:cx3="http://schemas.microsoft.com/office/drawing/2016/5/9/chartex" xmlns:cx4="http://schemas.microsoft.com/office/drawing/2016/5/10/chartex" xmlns:cx5="http://schemas.microsoft.com/office/drawing/2016/5/11/chartex" xmlns:cx6="http://schemas.microsoft.com/office/drawing/2016/5/12/chartex" xmlns:cx7="http://schemas.microsoft.com/office/drawing/2016/5/13/chartex" xmlns:cx8="http://schemas.microsoft.com/office/drawing/2016/5/14/chartex" xmlns:mc="http://schemas.openxmlformats.org/markup-compatibility/2006" xmlns:aink="http://schemas.microsoft.com/office/drawing/2016/ink" xmlns:am3d="http://schemas.microsoft.com/office/drawing/2017/model3d" xmlns:o="urn:schemas-microsoft-com:office:office" xmlns:oel="http://schemas.microsoft.com/office/2019/extlst" xmlns:r="http://schemas.openxmlformats.org/officeDocument/2006/relationships" xmlns:m="http://schemas.openxmlformats.org/officeDocument/2006/math" xmlns:v="urn:schemas-microsoft-com:vml" xmlns:wp14="http://schemas.microsoft.com/office/word/2010/wordprocessingDrawing" xmlns:wp="http://schemas.openxmlformats.org/drawingml/2006/wordprocessingDrawing" xmlns:w10="urn:schemas-microsoft-com:office:word" xmlns:w="http://schemas.openxmlformats.org/wordprocessingml/2006/main" xmlns:w14="http://schemas.microsoft.com/office/word/2010/wordml" xmlns:w15="http://schemas.microsoft.com/office/word/2012/wordml" xmlns:w16cex="http://schemas.microsoft.com/office/word/2018/wordml/cex" xmlns:w16cid="http://schemas.microsoft.com/office/word/2016/wordml/cid" xmlns:w16="http://schemas.microsoft.com/office/word/2018/wordml" xmlns:w16du="http://schemas.microsoft.com/office/word/2023/wordml/word16du" xmlns:w16sdtdh="http://schemas.microsoft.com/office/word/2020/wordml/sdtdatahash" xmlns:w16sdtfl="http://schemas.microsoft.com/office/word/2024/wordml/sdtformatlock" xmlns:w16se="http://schemas.microsoft.com/office/word/2015/wordml/symex" xmlns:wpg="http://schemas.microsoft.com/office/word/2010/wordprocessingGroup" xmlns:wpi="http://schemas.microsoft.com/office/word/2010/wordprocessingInk" xmlns:wne="http://schemas.microsoft.com/office/word/2006/wordml" xmlns:wps="http://schemas.microsoft.com/office/word/2010/wordprocessingShape" mc:Ignorable="w14 w15 w16se w16cid w16 w16cex w16sdtdh w16sdtfl w16du wp14">
   <w:abstractNum w:abstractNumId="0" w15:restartNumberingAfterBreak="0">
+    <w:nsid w:val="0E7A0747"/>
+    <w:multiLevelType w:val="multilevel"/>
+    <w:tmpl w:val="E28E04A6"/>
+    <w:lvl w:ilvl="0">
+      <w:start w:val="1"/>
+      <w:numFmt w:val="bullet"/>
+      <w:lvlText w:val=""/>
+      <w:lvlJc w:val="left"/>
+      <w:pPr>
+        <w:tabs>
+          <w:tab w:val="num" w:pos="720"/>
+        </w:tabs>
+        <w:ind w:left="720" w:hanging="360"/>
+      </w:pPr>
+      <w:rPr>
+        <w:rFonts w:ascii="Symbol" w:hAnsi="Symbol" w:hint="default"/>
+        <w:sz w:val="20"/>
+      </w:rPr>
+    </w:lvl>
+    <w:lvl w:ilvl="1" w:tentative="1">
+      <w:start w:val="1"/>
+      <w:numFmt w:val="bullet"/>
+      <w:lvlText w:val="o"/>
+      <w:lvlJc w:val="left"/>
+      <w:pPr>
+        <w:tabs>
+          <w:tab w:val="num" w:pos="1440"/>
+        </w:tabs>
+        <w:ind w:left="1440" w:hanging="360"/>
+      </w:pPr>
+      <w:rPr>
+        <w:rFonts w:ascii="Courier New" w:hAnsi="Courier New" w:hint="default"/>
+        <w:sz w:val="20"/>
+      </w:rPr>
+    </w:lvl>
+    <w:lvl w:ilvl="2" w:tentative="1">
+      <w:start w:val="1"/>
+      <w:numFmt w:val="bullet"/>
+      <w:lvlText w:val=""/>
+      <w:lvlJc w:val="left"/>
+      <w:pPr>
+        <w:tabs>
+          <w:tab w:val="num" w:pos="2160"/>
+        </w:tabs>
+        <w:ind w:left="2160" w:hanging="360"/>
+      </w:pPr>
+      <w:rPr>
+        <w:rFonts w:ascii="Wingdings" w:hAnsi="Wingdings" w:hint="default"/>
+        <w:sz w:val="20"/>
+      </w:rPr>
+    </w:lvl>
+    <w:lvl w:ilvl="3" w:tentative="1">
+      <w:start w:val="1"/>
+      <w:numFmt w:val="bullet"/>
+      <w:lvlText w:val=""/>
+      <w:lvlJc w:val="left"/>
+      <w:pPr>
+        <w:tabs>
+          <w:tab w:val="num" w:pos="2880"/>
+        </w:tabs>
+        <w:ind w:left="2880" w:hanging="360"/>
+      </w:pPr>
+      <w:rPr>
+        <w:rFonts w:ascii="Wingdings" w:hAnsi="Wingdings" w:hint="default"/>
+        <w:sz w:val="20"/>
+      </w:rPr>
+    </w:lvl>
+    <w:lvl w:ilvl="4" w:tentative="1">
+      <w:start w:val="1"/>
+      <w:numFmt w:val="bullet"/>
+      <w:lvlText w:val=""/>
+      <w:lvlJc w:val="left"/>
+      <w:pPr>
+        <w:tabs>
+          <w:tab w:val="num" w:pos="3600"/>
+        </w:tabs>
+        <w:ind w:left="3600" w:hanging="360"/>
+      </w:pPr>
+      <w:rPr>
+        <w:rFonts w:ascii="Wingdings" w:hAnsi="Wingdings" w:hint="default"/>
+        <w:sz w:val="20"/>
+      </w:rPr>
+    </w:lvl>
+    <w:lvl w:ilvl="5" w:tentative="1">
+      <w:start w:val="1"/>
+      <w:numFmt w:val="bullet"/>
+      <w:lvlText w:val=""/>
+      <w:lvlJc w:val="left"/>
+      <w:pPr>
+        <w:tabs>
+          <w:tab w:val="num" w:pos="4320"/>
+        </w:tabs>
+        <w:ind w:left="4320" w:hanging="360"/>
+      </w:pPr>
+      <w:rPr>
+        <w:rFonts w:ascii="Wingdings" w:hAnsi="Wingdings" w:hint="default"/>
+        <w:sz w:val="20"/>
+      </w:rPr>
+    </w:lvl>
+    <w:lvl w:ilvl="6" w:tentative="1">
+      <w:start w:val="1"/>
+      <w:numFmt w:val="bullet"/>
+      <w:lvlText w:val=""/>
+      <w:lvlJc w:val="left"/>
+      <w:pPr>
+        <w:tabs>
+          <w:tab w:val="num" w:pos="5040"/>
+        </w:tabs>
+        <w:ind w:left="5040" w:hanging="360"/>
+      </w:pPr>
+      <w:rPr>
+        <w:rFonts w:ascii="Wingdings" w:hAnsi="Wingdings" w:hint="default"/>
+        <w:sz w:val="20"/>
+      </w:rPr>
+    </w:lvl>
+    <w:lvl w:ilvl="7" w:tentative="1">
+      <w:start w:val="1"/>
+      <w:numFmt w:val="bullet"/>
+      <w:lvlText w:val=""/>
+      <w:lvlJc w:val="left"/>
+      <w:pPr>
+        <w:tabs>
+          <w:tab w:val="num" w:pos="5760"/>
+        </w:tabs>
+        <w:ind w:left="5760" w:hanging="360"/>
+      </w:pPr>
+      <w:rPr>
+        <w:rFonts w:ascii="Wingdings" w:hAnsi="Wingdings" w:hint="default"/>
+        <w:sz w:val="20"/>
+      </w:rPr>
+    </w:lvl>
+    <w:lvl w:ilvl="8" w:tentative="1">
+      <w:start w:val="1"/>
+      <w:numFmt w:val="bullet"/>
+      <w:lvlText w:val=""/>
+      <w:lvlJc w:val="left"/>
+      <w:pPr>
+        <w:tabs>
+          <w:tab w:val="num" w:pos="6480"/>
+        </w:tabs>
+        <w:ind w:left="6480" w:hanging="360"/>
+      </w:pPr>
+      <w:rPr>
+        <w:rFonts w:ascii="Wingdings" w:hAnsi="Wingdings" w:hint="default"/>
+        <w:sz w:val="20"/>
+      </w:rPr>
+    </w:lvl>
+  </w:abstractNum>
+  <w:abstractNum w:abstractNumId="1" w15:restartNumberingAfterBreak="0">
     <w:nsid w:val="0EAB5A09"/>
     <w:multiLevelType w:val="hybridMultilevel"/>
     <w:tmpl w:val="F9FAB84C"/>
@@ -1282,7 +512,7 @@
       </w:pPr>
     </w:lvl>
   </w:abstractNum>
-  <w:abstractNum w:abstractNumId="1" w15:restartNumberingAfterBreak="0">
+  <w:abstractNum w:abstractNumId="2" w15:restartNumberingAfterBreak="0">
     <w:nsid w:val="2CB31B2A"/>
     <w:multiLevelType w:val="hybridMultilevel"/>
     <w:tmpl w:val="CF36D08E"/>
@@ -1371,7 +601,156 @@
       </w:pPr>
     </w:lvl>
   </w:abstractNum>
-  <w:abstractNum w:abstractNumId="2" w15:restartNumberingAfterBreak="0">
+  <w:abstractNum w:abstractNumId="3" w15:restartNumberingAfterBreak="0">
+    <w:nsid w:val="2EDA3013"/>
+    <w:multiLevelType w:val="multilevel"/>
+    <w:tmpl w:val="1ED09672"/>
+    <w:lvl w:ilvl="0">
+      <w:start w:val="1"/>
+      <w:numFmt w:val="bullet"/>
+      <w:lvlText w:val=""/>
+      <w:lvlJc w:val="left"/>
+      <w:pPr>
+        <w:tabs>
+          <w:tab w:val="num" w:pos="720"/>
+        </w:tabs>
+        <w:ind w:left="720" w:hanging="360"/>
+      </w:pPr>
+      <w:rPr>
+        <w:rFonts w:ascii="Symbol" w:hAnsi="Symbol" w:hint="default"/>
+        <w:sz w:val="20"/>
+      </w:rPr>
+    </w:lvl>
+    <w:lvl w:ilvl="1" w:tentative="1">
+      <w:start w:val="1"/>
+      <w:numFmt w:val="bullet"/>
+      <w:lvlText w:val="o"/>
+      <w:lvlJc w:val="left"/>
+      <w:pPr>
+        <w:tabs>
+          <w:tab w:val="num" w:pos="1440"/>
+        </w:tabs>
+        <w:ind w:left="1440" w:hanging="360"/>
+      </w:pPr>
+      <w:rPr>
+        <w:rFonts w:ascii="Courier New" w:hAnsi="Courier New" w:hint="default"/>
+        <w:sz w:val="20"/>
+      </w:rPr>
+    </w:lvl>
+    <w:lvl w:ilvl="2" w:tentative="1">
+      <w:start w:val="1"/>
+      <w:numFmt w:val="bullet"/>
+      <w:lvlText w:val=""/>
+      <w:lvlJc w:val="left"/>
+      <w:pPr>
+        <w:tabs>
+          <w:tab w:val="num" w:pos="2160"/>
+        </w:tabs>
+        <w:ind w:left="2160" w:hanging="360"/>
+      </w:pPr>
+      <w:rPr>
+        <w:rFonts w:ascii="Wingdings" w:hAnsi="Wingdings" w:hint="default"/>
+        <w:sz w:val="20"/>
+      </w:rPr>
+    </w:lvl>
+    <w:lvl w:ilvl="3" w:tentative="1">
+      <w:start w:val="1"/>
+      <w:numFmt w:val="bullet"/>
+      <w:lvlText w:val=""/>
+      <w:lvlJc w:val="left"/>
+      <w:pPr>
+        <w:tabs>
+          <w:tab w:val="num" w:pos="2880"/>
+        </w:tabs>
+        <w:ind w:left="2880" w:hanging="360"/>
+      </w:pPr>
+      <w:rPr>
+        <w:rFonts w:ascii="Wingdings" w:hAnsi="Wingdings" w:hint="default"/>
+        <w:sz w:val="20"/>
+      </w:rPr>
+    </w:lvl>
+    <w:lvl w:ilvl="4" w:tentative="1">
+      <w:start w:val="1"/>
+      <w:numFmt w:val="bullet"/>
+      <w:lvlText w:val=""/>
+      <w:lvlJc w:val="left"/>
+      <w:pPr>
+        <w:tabs>
+          <w:tab w:val="num" w:pos="3600"/>
+        </w:tabs>
+        <w:ind w:left="3600" w:hanging="360"/>
+      </w:pPr>
+      <w:rPr>
+        <w:rFonts w:ascii="Wingdings" w:hAnsi="Wingdings" w:hint="default"/>
+        <w:sz w:val="20"/>
+      </w:rPr>
+    </w:lvl>
+    <w:lvl w:ilvl="5" w:tentative="1">
+      <w:start w:val="1"/>
+      <w:numFmt w:val="bullet"/>
+      <w:lvlText w:val=""/>
+      <w:lvlJc w:val="left"/>
+      <w:pPr>
+        <w:tabs>
+          <w:tab w:val="num" w:pos="4320"/>
+        </w:tabs>
+        <w:ind w:left="4320" w:hanging="360"/>
+      </w:pPr>
+      <w:rPr>
+        <w:rFonts w:ascii="Wingdings" w:hAnsi="Wingdings" w:hint="default"/>
+        <w:sz w:val="20"/>
+      </w:rPr>
+    </w:lvl>
+    <w:lvl w:ilvl="6" w:tentative="1">
+      <w:start w:val="1"/>
+      <w:numFmt w:val="bullet"/>
+      <w:lvlText w:val=""/>
+      <w:lvlJc w:val="left"/>
+      <w:pPr>
+        <w:tabs>
+          <w:tab w:val="num" w:pos="5040"/>
+        </w:tabs>
+        <w:ind w:left="5040" w:hanging="360"/>
+      </w:pPr>
+      <w:rPr>
+        <w:rFonts w:ascii="Wingdings" w:hAnsi="Wingdings" w:hint="default"/>
+        <w:sz w:val="20"/>
+      </w:rPr>
+    </w:lvl>
+    <w:lvl w:ilvl="7" w:tentative="1">
+      <w:start w:val="1"/>
+      <w:numFmt w:val="bullet"/>
+      <w:lvlText w:val=""/>
+      <w:lvlJc w:val="left"/>
+      <w:pPr>
+        <w:tabs>
+          <w:tab w:val="num" w:pos="5760"/>
+        </w:tabs>
+        <w:ind w:left="5760" w:hanging="360"/>
+      </w:pPr>
+      <w:rPr>
+        <w:rFonts w:ascii="Wingdings" w:hAnsi="Wingdings" w:hint="default"/>
+        <w:sz w:val="20"/>
+      </w:rPr>
+    </w:lvl>
+    <w:lvl w:ilvl="8" w:tentative="1">
+      <w:start w:val="1"/>
+      <w:numFmt w:val="bullet"/>
+      <w:lvlText w:val=""/>
+      <w:lvlJc w:val="left"/>
+      <w:pPr>
+        <w:tabs>
+          <w:tab w:val="num" w:pos="6480"/>
+        </w:tabs>
+        <w:ind w:left="6480" w:hanging="360"/>
+      </w:pPr>
+      <w:rPr>
+        <w:rFonts w:ascii="Wingdings" w:hAnsi="Wingdings" w:hint="default"/>
+        <w:sz w:val="20"/>
+      </w:rPr>
+    </w:lvl>
+  </w:abstractNum>
+  <w:abstractNum w:abstractNumId="4" w15:restartNumberingAfterBreak="0">
     <w:nsid w:val="3CCA6451"/>
     <w:multiLevelType w:val="hybridMultilevel"/>
     <w:tmpl w:val="6D7244B2"/>
@@ -1461,12 +840,18 @@
     </w:lvl>
   </w:abstractNum>
   <w:num w:numId="1" w16cid:durableId="356739442">
+    <w:abstractNumId w:val="2"/>
+  </w:num>
+  <w:num w:numId="2" w16cid:durableId="20980722">
+    <w:abstractNumId w:val="4"/>
+  </w:num>
+  <w:num w:numId="3" w16cid:durableId="646933793">
     <w:abstractNumId w:val="1"/>
   </w:num>
-  <w:num w:numId="2" w16cid:durableId="20980722">
-    <w:abstractNumId w:val="2"/>
+  <w:num w:numId="4" w16cid:durableId="102000403">
+    <w:abstractNumId w:val="3"/>
   </w:num>
-  <w:num w:numId="3" w16cid:durableId="646933793">
+  <w:num w:numId="5" w16cid:durableId="1475680921">
     <w:abstractNumId w:val="0"/>
   </w:num>
 </w:numbering>
@@ -2075,7 +1460,6 @@
   <w:style w:type="character" w:default="1" w:styleId="DefaultParagraphFont">
     <w:name w:val="Default Paragraph Font"/>
     <w:uiPriority w:val="1"/>
-    <w:semiHidden/>
     <w:unhideWhenUsed/>
   </w:style>
   <w:style w:type="table" w:default="1" w:styleId="TableNormal">

--- a/Scenario based learning.docx
+++ b/Scenario based learning.docx
@@ -14,23 +14,7 @@
           <w:b/>
           <w:bCs/>
         </w:rPr>
-        <w:t xml:space="preserve">1. </w:t>
-      </w:r>
-      <w:proofErr w:type="spellStart"/>
-      <w:r>
-        <w:rPr>
-          <w:b/>
-          <w:bCs/>
-        </w:rPr>
-        <w:t>Systran</w:t>
-      </w:r>
-      <w:proofErr w:type="spellEnd"/>
-      <w:r>
-        <w:rPr>
-          <w:b/>
-          <w:bCs/>
-        </w:rPr>
-        <w:t xml:space="preserve"> / faster-distil-whisper-large-v3</w:t>
+        <w:t>1. Systran / faster-distil-whisper-large-v3</w:t>
       </w:r>
     </w:p>
     <w:p>
@@ -83,112 +67,37 @@
           <w:b/>
           <w:bCs/>
         </w:rPr>
-        <w:t xml:space="preserve">The Catch: Even though it is compressed, it is still based on a large architecture. If your local machine doesn't have a dedicated GPU or high RAM, it might take a few seconds longer to process your voice snippets compared to the tiny </w:t>
+        <w:t>The Catch: Even though it is compressed, it is still based on a large architecture. If your local machine doesn't have a dedicated GPU or high RAM, it might take a few seconds longer to process your voice snippets compared to the tiny base.en model.</w:t>
       </w:r>
-      <w:proofErr w:type="spellStart"/>
-      <w:proofErr w:type="gramStart"/>
+    </w:p>
+    <w:p>
+      <w:pPr>
+        <w:rPr>
+          <w:b/>
+          <w:bCs/>
+        </w:rPr>
+      </w:pPr>
       <w:r>
         <w:rPr>
           <w:b/>
           <w:bCs/>
         </w:rPr>
-        <w:t>base.en</w:t>
+        <w:t>2. SenseVoice (Alibaba / FunAudioLLM)</w:t>
       </w:r>
-      <w:proofErr w:type="spellEnd"/>
-      <w:proofErr w:type="gramEnd"/>
+    </w:p>
+    <w:p>
+      <w:pPr>
+        <w:rPr>
+          <w:b/>
+          <w:bCs/>
+        </w:rPr>
+      </w:pPr>
       <w:r>
         <w:rPr>
           <w:b/>
           <w:bCs/>
         </w:rPr>
-        <w:t xml:space="preserve"> model.</w:t>
-      </w:r>
-    </w:p>
-    <w:p>
-      <w:pPr>
-        <w:rPr>
-          <w:b/>
-          <w:bCs/>
-        </w:rPr>
-      </w:pPr>
-      <w:r>
-        <w:rPr>
-          <w:b/>
-          <w:bCs/>
-        </w:rPr>
-        <w:t xml:space="preserve">2. </w:t>
-      </w:r>
-      <w:proofErr w:type="spellStart"/>
-      <w:r>
-        <w:rPr>
-          <w:b/>
-          <w:bCs/>
-        </w:rPr>
-        <w:t>SenseVoice</w:t>
-      </w:r>
-      <w:proofErr w:type="spellEnd"/>
-      <w:r>
-        <w:rPr>
-          <w:b/>
-          <w:bCs/>
-        </w:rPr>
-        <w:t xml:space="preserve"> (Alibaba / </w:t>
-      </w:r>
-      <w:proofErr w:type="spellStart"/>
-      <w:r>
-        <w:rPr>
-          <w:b/>
-          <w:bCs/>
-        </w:rPr>
-        <w:t>FunAudioLLM</w:t>
-      </w:r>
-      <w:proofErr w:type="spellEnd"/>
-      <w:r>
-        <w:rPr>
-          <w:b/>
-          <w:bCs/>
-        </w:rPr>
-        <w:t>)</w:t>
-      </w:r>
-    </w:p>
-    <w:p>
-      <w:pPr>
-        <w:rPr>
-          <w:b/>
-          <w:bCs/>
-        </w:rPr>
-      </w:pPr>
-      <w:proofErr w:type="spellStart"/>
-      <w:r>
-        <w:rPr>
-          <w:b/>
-          <w:bCs/>
-        </w:rPr>
-        <w:t>SenseVoice</w:t>
-      </w:r>
-      <w:proofErr w:type="spellEnd"/>
-      <w:r>
-        <w:rPr>
-          <w:b/>
-          <w:bCs/>
-        </w:rPr>
-        <w:t xml:space="preserve"> is built on a completely different architecture (non-autoregressive). Instead of predicting words one by one like Whisper (which is what caused it to guess "</w:t>
-      </w:r>
-      <w:proofErr w:type="spellStart"/>
-      <w:r>
-        <w:rPr>
-          <w:b/>
-          <w:bCs/>
-        </w:rPr>
-        <w:t>tripcord</w:t>
-      </w:r>
-      <w:proofErr w:type="spellEnd"/>
-      <w:r>
-        <w:rPr>
-          <w:b/>
-          <w:bCs/>
-        </w:rPr>
-        <w:t>"), it processes chunks of audio simultaneously.</w:t>
+        <w:t>SenseVoice is built on a completely different architecture (non-autoregressive). Instead of predicting words one by one like Whisper (which is what caused it to guess "tripcord"), it processes chunks of audio simultaneously.</w:t>
       </w:r>
     </w:p>
     <w:p>
@@ -207,23 +116,7 @@
           <w:b/>
           <w:bCs/>
         </w:rPr>
-        <w:t xml:space="preserve">Why choose it? It is an absolute powerhouse for speed and accents. If you speak with an Indian accent, or occasionally mix in regional words, </w:t>
-      </w:r>
-      <w:proofErr w:type="spellStart"/>
-      <w:r>
-        <w:rPr>
-          <w:b/>
-          <w:bCs/>
-        </w:rPr>
-        <w:t>SenseVoice</w:t>
-      </w:r>
-      <w:proofErr w:type="spellEnd"/>
-      <w:r>
-        <w:rPr>
-          <w:b/>
-          <w:bCs/>
-        </w:rPr>
-        <w:t xml:space="preserve"> handles it flawlessly. Because it is incredibly lightweight, it will process your automation commands almost instantly on any standard laptop CPU.</w:t>
+        <w:t>Why choose it? It is an absolute powerhouse for speed and accents. If you speak with an Indian accent, or occasionally mix in regional words, SenseVoice handles it flawlessly. Because it is incredibly lightweight, it will process your automation commands almost instantly on any standard laptop CPU.</w:t>
       </w:r>
     </w:p>
     <w:p>
@@ -242,23 +135,19 @@
           <w:b/>
           <w:bCs/>
         </w:rPr>
-        <w:t xml:space="preserve">The Catch: You cannot use your current faster-whisper code. You would have to install Alibaba's </w:t>
+        <w:t>The Catch: You cannot use your current faster-whisper code. You would have to install Alibaba's FunASR library, rewrite the transcription function in audio_aligner.py, and adjust how you extract the timestamps for alignment.</w:t>
       </w:r>
-      <w:proofErr w:type="spellStart"/>
+    </w:p>
+    <w:p/>
+    <w:p/>
+    <w:p>
       <w:r>
-        <w:rPr>
-          <w:b/>
-          <w:bCs/>
-        </w:rPr>
-        <w:t>FunASR</w:t>
+        <w:t>Python</w:t>
       </w:r>
-      <w:proofErr w:type="spellEnd"/>
+    </w:p>
+    <w:p>
       <w:r>
-        <w:rPr>
-          <w:b/>
-          <w:bCs/>
-        </w:rPr>
-        <w:t xml:space="preserve"> library, rewrite the transcription function in audio_aligner.py, and adjust how you extract the timestamps for alignment.</w:t>
+        <w:t>result = await ai(task_text, page=page, options={"max_rounds": 25})</w:t>
       </w:r>
     </w:p>
     <w:p/>

--- a/Scenario based learning.docx
+++ b/Scenario based learning.docx
@@ -14,7 +14,23 @@
           <w:b/>
           <w:bCs/>
         </w:rPr>
-        <w:t>1. Systran / faster-distil-whisper-large-v3</w:t>
+        <w:t xml:space="preserve">1. </w:t>
+      </w:r>
+      <w:proofErr w:type="spellStart"/>
+      <w:r>
+        <w:rPr>
+          <w:b/>
+          <w:bCs/>
+        </w:rPr>
+        <w:t>Systran</w:t>
+      </w:r>
+      <w:proofErr w:type="spellEnd"/>
+      <w:r>
+        <w:rPr>
+          <w:b/>
+          <w:bCs/>
+        </w:rPr>
+        <w:t xml:space="preserve"> / faster-distil-whisper-large-v3</w:t>
       </w:r>
     </w:p>
     <w:p>
@@ -67,37 +83,110 @@
           <w:b/>
           <w:bCs/>
         </w:rPr>
-        <w:t>The Catch: Even though it is compressed, it is still based on a large architecture. If your local machine doesn't have a dedicated GPU or high RAM, it might take a few seconds longer to process your voice snippets compared to the tiny base.en model.</w:t>
-      </w:r>
-    </w:p>
-    <w:p>
-      <w:pPr>
-        <w:rPr>
-          <w:b/>
-          <w:bCs/>
-        </w:rPr>
-      </w:pPr>
-      <w:r>
-        <w:rPr>
-          <w:b/>
-          <w:bCs/>
-        </w:rPr>
-        <w:t>2. SenseVoice (Alibaba / FunAudioLLM)</w:t>
-      </w:r>
-    </w:p>
-    <w:p>
-      <w:pPr>
-        <w:rPr>
-          <w:b/>
-          <w:bCs/>
-        </w:rPr>
-      </w:pPr>
-      <w:r>
-        <w:rPr>
-          <w:b/>
-          <w:bCs/>
-        </w:rPr>
-        <w:t>SenseVoice is built on a completely different architecture (non-autoregressive). Instead of predicting words one by one like Whisper (which is what caused it to guess "tripcord"), it processes chunks of audio simultaneously.</w:t>
+        <w:t xml:space="preserve">The Catch: Even though it is compressed, it is still based on a large architecture. If your local machine doesn't have a dedicated GPU or high RAM, it might take a few seconds longer to process your voice snippets compared to the tiny </w:t>
+      </w:r>
+      <w:proofErr w:type="spellStart"/>
+      <w:r>
+        <w:rPr>
+          <w:b/>
+          <w:bCs/>
+        </w:rPr>
+        <w:t>base.en</w:t>
+      </w:r>
+      <w:proofErr w:type="spellEnd"/>
+      <w:r>
+        <w:rPr>
+          <w:b/>
+          <w:bCs/>
+        </w:rPr>
+        <w:t xml:space="preserve"> model.</w:t>
+      </w:r>
+    </w:p>
+    <w:p>
+      <w:pPr>
+        <w:rPr>
+          <w:b/>
+          <w:bCs/>
+        </w:rPr>
+      </w:pPr>
+      <w:r>
+        <w:rPr>
+          <w:b/>
+          <w:bCs/>
+        </w:rPr>
+        <w:t xml:space="preserve">2. </w:t>
+      </w:r>
+      <w:proofErr w:type="spellStart"/>
+      <w:r>
+        <w:rPr>
+          <w:b/>
+          <w:bCs/>
+        </w:rPr>
+        <w:t>SenseVoice</w:t>
+      </w:r>
+      <w:proofErr w:type="spellEnd"/>
+      <w:r>
+        <w:rPr>
+          <w:b/>
+          <w:bCs/>
+        </w:rPr>
+        <w:t xml:space="preserve"> (Alibaba / </w:t>
+      </w:r>
+      <w:proofErr w:type="spellStart"/>
+      <w:r>
+        <w:rPr>
+          <w:b/>
+          <w:bCs/>
+        </w:rPr>
+        <w:t>FunAudioLLM</w:t>
+      </w:r>
+      <w:proofErr w:type="spellEnd"/>
+      <w:r>
+        <w:rPr>
+          <w:b/>
+          <w:bCs/>
+        </w:rPr>
+        <w:t>)</w:t>
+      </w:r>
+    </w:p>
+    <w:p>
+      <w:pPr>
+        <w:rPr>
+          <w:b/>
+          <w:bCs/>
+        </w:rPr>
+      </w:pPr>
+      <w:proofErr w:type="spellStart"/>
+      <w:r>
+        <w:rPr>
+          <w:b/>
+          <w:bCs/>
+        </w:rPr>
+        <w:t>SenseVoice</w:t>
+      </w:r>
+      <w:proofErr w:type="spellEnd"/>
+      <w:r>
+        <w:rPr>
+          <w:b/>
+          <w:bCs/>
+        </w:rPr>
+        <w:t xml:space="preserve"> is built on a completely different architecture (non-autoregressive). Instead of predicting words one by one like Whisper (which is what caused it to guess "</w:t>
+      </w:r>
+      <w:proofErr w:type="spellStart"/>
+      <w:r>
+        <w:rPr>
+          <w:b/>
+          <w:bCs/>
+        </w:rPr>
+        <w:t>tripcord</w:t>
+      </w:r>
+      <w:proofErr w:type="spellEnd"/>
+      <w:r>
+        <w:rPr>
+          <w:b/>
+          <w:bCs/>
+        </w:rPr>
+        <w:t>"), it processes chunks of audio simultaneously.</w:t>
       </w:r>
     </w:p>
     <w:p>
@@ -116,7 +205,23 @@
           <w:b/>
           <w:bCs/>
         </w:rPr>
-        <w:t>Why choose it? It is an absolute powerhouse for speed and accents. If you speak with an Indian accent, or occasionally mix in regional words, SenseVoice handles it flawlessly. Because it is incredibly lightweight, it will process your automation commands almost instantly on any standard laptop CPU.</w:t>
+        <w:t xml:space="preserve">Why choose it? It is an absolute powerhouse for speed and accents. If you speak with an Indian accent, or occasionally mix in regional words, </w:t>
+      </w:r>
+      <w:proofErr w:type="spellStart"/>
+      <w:r>
+        <w:rPr>
+          <w:b/>
+          <w:bCs/>
+        </w:rPr>
+        <w:t>SenseVoice</w:t>
+      </w:r>
+      <w:proofErr w:type="spellEnd"/>
+      <w:r>
+        <w:rPr>
+          <w:b/>
+          <w:bCs/>
+        </w:rPr>
+        <w:t xml:space="preserve"> handles it flawlessly. Because it is incredibly lightweight, it will process your automation commands almost instantly on any standard laptop CPU.</w:t>
       </w:r>
     </w:p>
     <w:p>
@@ -135,7 +240,23 @@
           <w:b/>
           <w:bCs/>
         </w:rPr>
-        <w:t>The Catch: You cannot use your current faster-whisper code. You would have to install Alibaba's FunASR library, rewrite the transcription function in audio_aligner.py, and adjust how you extract the timestamps for alignment.</w:t>
+        <w:t xml:space="preserve">The Catch: You cannot use your current faster-whisper code. You would have to install Alibaba's </w:t>
+      </w:r>
+      <w:proofErr w:type="spellStart"/>
+      <w:r>
+        <w:rPr>
+          <w:b/>
+          <w:bCs/>
+        </w:rPr>
+        <w:t>FunASR</w:t>
+      </w:r>
+      <w:proofErr w:type="spellEnd"/>
+      <w:r>
+        <w:rPr>
+          <w:b/>
+          <w:bCs/>
+        </w:rPr>
+        <w:t xml:space="preserve"> library, rewrite the transcription function in audio_aligner.py, and adjust how you extract the timestamps for alignment.</w:t>
       </w:r>
     </w:p>
     <w:p/>
@@ -147,9 +268,437 @@
     </w:p>
     <w:p>
       <w:r>
-        <w:t>result = await ai(task_text, page=page, options={"max_rounds": 25})</w:t>
-      </w:r>
-    </w:p>
+        <w:t>result = await ai(</w:t>
+      </w:r>
+      <w:proofErr w:type="spellStart"/>
+      <w:r>
+        <w:t>task_text</w:t>
+      </w:r>
+      <w:proofErr w:type="spellEnd"/>
+      <w:r>
+        <w:t>, page=page, options={"</w:t>
+      </w:r>
+      <w:proofErr w:type="spellStart"/>
+      <w:r>
+        <w:t>max_rounds</w:t>
+      </w:r>
+      <w:proofErr w:type="spellEnd"/>
+      <w:r>
+        <w:t>": 25})</w:t>
+      </w:r>
+    </w:p>
+    <w:p/>
+    <w:p>
+      <w:pPr>
+        <w:rPr>
+          <w:b/>
+          <w:bCs/>
+        </w:rPr>
+      </w:pPr>
+      <w:r>
+        <w:t xml:space="preserve">switch between </w:t>
+      </w:r>
+      <w:proofErr w:type="spellStart"/>
+      <w:r>
+        <w:rPr>
+          <w:b/>
+          <w:bCs/>
+        </w:rPr>
+        <w:t>Systran</w:t>
+      </w:r>
+      <w:proofErr w:type="spellEnd"/>
+      <w:r>
+        <w:rPr>
+          <w:b/>
+          <w:bCs/>
+        </w:rPr>
+        <w:t xml:space="preserve"> / faster-distil-whisper-large-v3</w:t>
+      </w:r>
+      <w:r>
+        <w:rPr>
+          <w:b/>
+          <w:bCs/>
+        </w:rPr>
+        <w:t xml:space="preserve"> or </w:t>
+      </w:r>
+      <w:proofErr w:type="spellStart"/>
+      <w:r>
+        <w:rPr>
+          <w:b/>
+          <w:bCs/>
+        </w:rPr>
+        <w:t>SenseVoice</w:t>
+      </w:r>
+      <w:proofErr w:type="spellEnd"/>
+      <w:r>
+        <w:rPr>
+          <w:b/>
+          <w:bCs/>
+        </w:rPr>
+        <w:t xml:space="preserve"> (Alibaba / </w:t>
+      </w:r>
+      <w:proofErr w:type="spellStart"/>
+      <w:r>
+        <w:rPr>
+          <w:b/>
+          <w:bCs/>
+        </w:rPr>
+        <w:t>FunAudioLLM</w:t>
+      </w:r>
+      <w:proofErr w:type="spellEnd"/>
+      <w:r>
+        <w:rPr>
+          <w:b/>
+          <w:bCs/>
+        </w:rPr>
+        <w:t>)</w:t>
+      </w:r>
+    </w:p>
+    <w:p/>
+    <w:p/>
+    <w:p>
+      <w:pPr>
+        <w:rPr>
+          <w:b/>
+          <w:bCs/>
+        </w:rPr>
+      </w:pPr>
+      <w:r>
+        <w:rPr>
+          <w:b/>
+          <w:bCs/>
+        </w:rPr>
+        <w:t xml:space="preserve">Option 1: Use </w:t>
+      </w:r>
+      <w:proofErr w:type="spellStart"/>
+      <w:r>
+        <w:rPr>
+          <w:b/>
+          <w:bCs/>
+        </w:rPr>
+        <w:t>SenseVoice</w:t>
+      </w:r>
+      <w:proofErr w:type="spellEnd"/>
+      <w:r>
+        <w:rPr>
+          <w:b/>
+          <w:bCs/>
+        </w:rPr>
+        <w:t xml:space="preserve"> (Alibaba)</w:t>
+      </w:r>
+    </w:p>
+    <w:p>
+      <w:r>
+        <w:t xml:space="preserve">To use the lightning-fast </w:t>
+      </w:r>
+      <w:proofErr w:type="spellStart"/>
+      <w:r>
+        <w:t>SenseVoice</w:t>
+      </w:r>
+      <w:proofErr w:type="spellEnd"/>
+      <w:r>
+        <w:t xml:space="preserve"> model (which you just installed):</w:t>
+      </w:r>
+    </w:p>
+    <w:p>
+      <w:r>
+        <w:t>PowerShell</w:t>
+      </w:r>
+    </w:p>
+    <w:p>
+      <w:r>
+        <w:t>$</w:t>
+      </w:r>
+      <w:proofErr w:type="spellStart"/>
+      <w:r>
+        <w:t>env:VOICE_MODEL</w:t>
+      </w:r>
+      <w:proofErr w:type="spellEnd"/>
+      <w:r>
+        <w:t>="</w:t>
+      </w:r>
+      <w:proofErr w:type="spellStart"/>
+      <w:r>
+        <w:t>sensevoice</w:t>
+      </w:r>
+      <w:proofErr w:type="spellEnd"/>
+      <w:r>
+        <w:t>"</w:t>
+      </w:r>
+    </w:p>
+    <w:p>
+      <w:r>
+        <w:lastRenderedPageBreak/>
+        <w:t>.\.</w:t>
+      </w:r>
+      <w:proofErr w:type="spellStart"/>
+      <w:r>
+        <w:t>venv</w:t>
+      </w:r>
+      <w:proofErr w:type="spellEnd"/>
+      <w:r>
+        <w:t>\Scripts\python.exe .\run_autonomous.py</w:t>
+      </w:r>
+    </w:p>
+    <w:p>
+      <w:r>
+        <w:rPr>
+          <w:i/>
+          <w:iCs/>
+        </w:rPr>
+        <w:t xml:space="preserve">Note: The first time you run this, it will pause for a minute to download the </w:t>
+      </w:r>
+      <w:proofErr w:type="spellStart"/>
+      <w:r>
+        <w:rPr>
+          <w:i/>
+          <w:iCs/>
+        </w:rPr>
+        <w:t>SenseVoiceSmall</w:t>
+      </w:r>
+      <w:proofErr w:type="spellEnd"/>
+      <w:r>
+        <w:rPr>
+          <w:i/>
+          <w:iCs/>
+        </w:rPr>
+        <w:t xml:space="preserve"> model weights from the </w:t>
+      </w:r>
+      <w:proofErr w:type="spellStart"/>
+      <w:r>
+        <w:rPr>
+          <w:i/>
+          <w:iCs/>
+        </w:rPr>
+        <w:t>ModelScope</w:t>
+      </w:r>
+      <w:proofErr w:type="spellEnd"/>
+      <w:r>
+        <w:rPr>
+          <w:i/>
+          <w:iCs/>
+        </w:rPr>
+        <w:t xml:space="preserve"> hub to your local cache.</w:t>
+      </w:r>
+    </w:p>
+    <w:p>
+      <w:pPr>
+        <w:rPr>
+          <w:b/>
+          <w:bCs/>
+        </w:rPr>
+      </w:pPr>
+      <w:r>
+        <w:rPr>
+          <w:b/>
+          <w:bCs/>
+        </w:rPr>
+        <w:t>Option 2: Switch back to Whisper (</w:t>
+      </w:r>
+      <w:proofErr w:type="spellStart"/>
+      <w:r>
+        <w:rPr>
+          <w:b/>
+          <w:bCs/>
+        </w:rPr>
+        <w:t>Systran</w:t>
+      </w:r>
+      <w:proofErr w:type="spellEnd"/>
+      <w:r>
+        <w:rPr>
+          <w:b/>
+          <w:bCs/>
+        </w:rPr>
+        <w:t>)</w:t>
+      </w:r>
+    </w:p>
+    <w:p>
+      <w:r>
+        <w:t>If you need broader language support (like Hindi/Tamil) or just want to go back to the Whisper model:</w:t>
+      </w:r>
+    </w:p>
+    <w:p>
+      <w:r>
+        <w:t>PowerShell</w:t>
+      </w:r>
+    </w:p>
+    <w:p>
+      <w:r>
+        <w:t>$</w:t>
+      </w:r>
+      <w:proofErr w:type="spellStart"/>
+      <w:r>
+        <w:t>env:VOICE_MODEL</w:t>
+      </w:r>
+      <w:proofErr w:type="spellEnd"/>
+      <w:r>
+        <w:t>="whisper"</w:t>
+      </w:r>
+    </w:p>
+    <w:p>
+      <w:r>
+        <w:t>.\.</w:t>
+      </w:r>
+      <w:proofErr w:type="spellStart"/>
+      <w:r>
+        <w:t>venv</w:t>
+      </w:r>
+      <w:proofErr w:type="spellEnd"/>
+      <w:r>
+        <w:t>\Scripts\python.exe .\run_autonomous.py</w:t>
+      </w:r>
+    </w:p>
+    <w:p>
+      <w:pPr>
+        <w:rPr>
+          <w:b/>
+          <w:bCs/>
+        </w:rPr>
+      </w:pPr>
+      <w:r>
+        <w:rPr>
+          <w:b/>
+          <w:bCs/>
+        </w:rPr>
+        <w:t>Option 3: Permanently set a default (Optional)</w:t>
+      </w:r>
+    </w:p>
+    <w:p>
+      <w:r>
+        <w:t xml:space="preserve">If you decide you love </w:t>
+      </w:r>
+      <w:proofErr w:type="spellStart"/>
+      <w:r>
+        <w:t>SenseVoice</w:t>
+      </w:r>
+      <w:proofErr w:type="spellEnd"/>
+      <w:r>
+        <w:t xml:space="preserve"> and want it to be your default every time you open a terminal without typing $</w:t>
+      </w:r>
+      <w:proofErr w:type="spellStart"/>
+      <w:r>
+        <w:t>env:VOICE_MODEL</w:t>
+      </w:r>
+      <w:proofErr w:type="spellEnd"/>
+      <w:r>
+        <w:t xml:space="preserve"> every time, you can add it to your Windows User Environment Variables:</w:t>
+      </w:r>
+    </w:p>
+    <w:p>
+      <w:pPr>
+        <w:numPr>
+          <w:ilvl w:val="0"/>
+          <w:numId w:val="6"/>
+        </w:numPr>
+      </w:pPr>
+      <w:r>
+        <w:t xml:space="preserve">Press your Windows key and type </w:t>
+      </w:r>
+      <w:r>
+        <w:rPr>
+          <w:b/>
+          <w:bCs/>
+        </w:rPr>
+        <w:t>"Environment Variables"</w:t>
+      </w:r>
+      <w:r>
+        <w:t>.</w:t>
+      </w:r>
+    </w:p>
+    <w:p>
+      <w:pPr>
+        <w:numPr>
+          <w:ilvl w:val="0"/>
+          <w:numId w:val="6"/>
+        </w:numPr>
+      </w:pPr>
+      <w:r>
+        <w:t xml:space="preserve">Click </w:t>
+      </w:r>
+      <w:r>
+        <w:rPr>
+          <w:b/>
+          <w:bCs/>
+        </w:rPr>
+        <w:t>"Edit the system environment variables"</w:t>
+      </w:r>
+      <w:r>
+        <w:t>.</w:t>
+      </w:r>
+    </w:p>
+    <w:p>
+      <w:pPr>
+        <w:numPr>
+          <w:ilvl w:val="0"/>
+          <w:numId w:val="6"/>
+        </w:numPr>
+      </w:pPr>
+      <w:r>
+        <w:t xml:space="preserve">Click the </w:t>
+      </w:r>
+      <w:r>
+        <w:rPr>
+          <w:b/>
+          <w:bCs/>
+        </w:rPr>
+        <w:t>"Environment Variables..."</w:t>
+      </w:r>
+      <w:r>
+        <w:t xml:space="preserve"> button.</w:t>
+      </w:r>
+    </w:p>
+    <w:p>
+      <w:pPr>
+        <w:numPr>
+          <w:ilvl w:val="0"/>
+          <w:numId w:val="6"/>
+        </w:numPr>
+      </w:pPr>
+      <w:r>
+        <w:t xml:space="preserve">Under the top section (User variables), click </w:t>
+      </w:r>
+      <w:r>
+        <w:rPr>
+          <w:b/>
+          <w:bCs/>
+        </w:rPr>
+        <w:t>New</w:t>
+      </w:r>
+      <w:r>
+        <w:t>.</w:t>
+      </w:r>
+    </w:p>
+    <w:p>
+      <w:pPr>
+        <w:numPr>
+          <w:ilvl w:val="0"/>
+          <w:numId w:val="6"/>
+        </w:numPr>
+      </w:pPr>
+      <w:r>
+        <w:t xml:space="preserve">Set Variable name to VOICE_MODEL and Variable value to </w:t>
+      </w:r>
+      <w:proofErr w:type="spellStart"/>
+      <w:r>
+        <w:t>sensevoice</w:t>
+      </w:r>
+      <w:proofErr w:type="spellEnd"/>
+      <w:r>
+        <w:t>.</w:t>
+      </w:r>
+    </w:p>
+    <w:p>
+      <w:pPr>
+        <w:numPr>
+          <w:ilvl w:val="0"/>
+          <w:numId w:val="6"/>
+        </w:numPr>
+      </w:pPr>
+      <w:r>
+        <w:t>Click OK. (You will need to restart VS Code or your terminal for it to take effect).</w:t>
+      </w:r>
+    </w:p>
+    <w:p/>
     <w:p/>
     <w:sectPr>
       <w:pgSz w:w="12240" w:h="15840"/>
@@ -402,6 +951,119 @@
     </w:lvl>
   </w:abstractNum>
   <w:abstractNum w:abstractNumId="2" w15:restartNumberingAfterBreak="0">
+    <w:nsid w:val="1B8B5F3D"/>
+    <w:multiLevelType w:val="multilevel"/>
+    <w:tmpl w:val="D00E436C"/>
+    <w:lvl w:ilvl="0">
+      <w:start w:val="1"/>
+      <w:numFmt w:val="decimal"/>
+      <w:lvlText w:val="%1."/>
+      <w:lvlJc w:val="left"/>
+      <w:pPr>
+        <w:tabs>
+          <w:tab w:val="num" w:pos="720"/>
+        </w:tabs>
+        <w:ind w:left="720" w:hanging="360"/>
+      </w:pPr>
+    </w:lvl>
+    <w:lvl w:ilvl="1" w:tentative="1">
+      <w:start w:val="1"/>
+      <w:numFmt w:val="decimal"/>
+      <w:lvlText w:val="%2."/>
+      <w:lvlJc w:val="left"/>
+      <w:pPr>
+        <w:tabs>
+          <w:tab w:val="num" w:pos="1440"/>
+        </w:tabs>
+        <w:ind w:left="1440" w:hanging="360"/>
+      </w:pPr>
+    </w:lvl>
+    <w:lvl w:ilvl="2" w:tentative="1">
+      <w:start w:val="1"/>
+      <w:numFmt w:val="decimal"/>
+      <w:lvlText w:val="%3."/>
+      <w:lvlJc w:val="left"/>
+      <w:pPr>
+        <w:tabs>
+          <w:tab w:val="num" w:pos="2160"/>
+        </w:tabs>
+        <w:ind w:left="2160" w:hanging="360"/>
+      </w:pPr>
+    </w:lvl>
+    <w:lvl w:ilvl="3" w:tentative="1">
+      <w:start w:val="1"/>
+      <w:numFmt w:val="decimal"/>
+      <w:lvlText w:val="%4."/>
+      <w:lvlJc w:val="left"/>
+      <w:pPr>
+        <w:tabs>
+          <w:tab w:val="num" w:pos="2880"/>
+        </w:tabs>
+        <w:ind w:left="2880" w:hanging="360"/>
+      </w:pPr>
+    </w:lvl>
+    <w:lvl w:ilvl="4" w:tentative="1">
+      <w:start w:val="1"/>
+      <w:numFmt w:val="decimal"/>
+      <w:lvlText w:val="%5."/>
+      <w:lvlJc w:val="left"/>
+      <w:pPr>
+        <w:tabs>
+          <w:tab w:val="num" w:pos="3600"/>
+        </w:tabs>
+        <w:ind w:left="3600" w:hanging="360"/>
+      </w:pPr>
+    </w:lvl>
+    <w:lvl w:ilvl="5" w:tentative="1">
+      <w:start w:val="1"/>
+      <w:numFmt w:val="decimal"/>
+      <w:lvlText w:val="%6."/>
+      <w:lvlJc w:val="left"/>
+      <w:pPr>
+        <w:tabs>
+          <w:tab w:val="num" w:pos="4320"/>
+        </w:tabs>
+        <w:ind w:left="4320" w:hanging="360"/>
+      </w:pPr>
+    </w:lvl>
+    <w:lvl w:ilvl="6" w:tentative="1">
+      <w:start w:val="1"/>
+      <w:numFmt w:val="decimal"/>
+      <w:lvlText w:val="%7."/>
+      <w:lvlJc w:val="left"/>
+      <w:pPr>
+        <w:tabs>
+          <w:tab w:val="num" w:pos="5040"/>
+        </w:tabs>
+        <w:ind w:left="5040" w:hanging="360"/>
+      </w:pPr>
+    </w:lvl>
+    <w:lvl w:ilvl="7" w:tentative="1">
+      <w:start w:val="1"/>
+      <w:numFmt w:val="decimal"/>
+      <w:lvlText w:val="%8."/>
+      <w:lvlJc w:val="left"/>
+      <w:pPr>
+        <w:tabs>
+          <w:tab w:val="num" w:pos="5760"/>
+        </w:tabs>
+        <w:ind w:left="5760" w:hanging="360"/>
+      </w:pPr>
+    </w:lvl>
+    <w:lvl w:ilvl="8" w:tentative="1">
+      <w:start w:val="1"/>
+      <w:numFmt w:val="decimal"/>
+      <w:lvlText w:val="%9."/>
+      <w:lvlJc w:val="left"/>
+      <w:pPr>
+        <w:tabs>
+          <w:tab w:val="num" w:pos="6480"/>
+        </w:tabs>
+        <w:ind w:left="6480" w:hanging="360"/>
+      </w:pPr>
+    </w:lvl>
+  </w:abstractNum>
+  <w:abstractNum w:abstractNumId="3" w15:restartNumberingAfterBreak="0">
     <w:nsid w:val="2CB31B2A"/>
     <w:multiLevelType w:val="hybridMultilevel"/>
     <w:tmpl w:val="CF36D08E"/>
@@ -490,7 +1152,7 @@
       </w:pPr>
     </w:lvl>
   </w:abstractNum>
-  <w:abstractNum w:abstractNumId="3" w15:restartNumberingAfterBreak="0">
+  <w:abstractNum w:abstractNumId="4" w15:restartNumberingAfterBreak="0">
     <w:nsid w:val="2EDA3013"/>
     <w:multiLevelType w:val="multilevel"/>
     <w:tmpl w:val="1ED09672"/>
@@ -639,7 +1301,7 @@
       </w:rPr>
     </w:lvl>
   </w:abstractNum>
-  <w:abstractNum w:abstractNumId="4" w15:restartNumberingAfterBreak="0">
+  <w:abstractNum w:abstractNumId="5" w15:restartNumberingAfterBreak="0">
     <w:nsid w:val="3CCA6451"/>
     <w:multiLevelType w:val="hybridMultilevel"/>
     <w:tmpl w:val="6D7244B2"/>
@@ -729,19 +1391,22 @@
     </w:lvl>
   </w:abstractNum>
   <w:num w:numId="1" w16cid:durableId="356739442">
-    <w:abstractNumId w:val="2"/>
+    <w:abstractNumId w:val="3"/>
   </w:num>
   <w:num w:numId="2" w16cid:durableId="20980722">
-    <w:abstractNumId w:val="4"/>
+    <w:abstractNumId w:val="5"/>
   </w:num>
   <w:num w:numId="3" w16cid:durableId="646933793">
     <w:abstractNumId w:val="1"/>
   </w:num>
   <w:num w:numId="4" w16cid:durableId="102000403">
-    <w:abstractNumId w:val="3"/>
+    <w:abstractNumId w:val="4"/>
   </w:num>
   <w:num w:numId="5" w16cid:durableId="1475680921">
     <w:abstractNumId w:val="0"/>
+  </w:num>
+  <w:num w:numId="6" w16cid:durableId="2141222162">
+    <w:abstractNumId w:val="2"/>
   </w:num>
 </w:numbering>
 </file>
